--- a/docs/Bao-cao-tien-do-du-an-AI-Speaking-Tieng-Trung-Gian-The.docx
+++ b/docs/Bao-cao-tien-do-du-an-AI-Speaking-Tieng-Trung-Gian-The.docx
@@ -61,7 +61,25 @@
           <w:color w:val="5F6B7A"/>
           <w:sz w:val="21"/>
         </w:rPr>
-        <w:t>架构、音频、录音、AI Realtime、设计、内容、测试与发布汇总</w:t>
+        <w:t>架构、音频、录音、</w:t>
+      </w:r>
+      <w:r>
+        <w:rPr>
+          <w:rFonts w:eastAsia="Microsoft YaHei" w:hint="eastAsia"/>
+          <w:i/>
+          <w:color w:val="5F6B7A"/>
+          <w:sz w:val="21"/>
+        </w:rPr>
+        <w:t>AI Realtime</w:t>
+      </w:r>
+      <w:r>
+        <w:rPr>
+          <w:rFonts w:eastAsia="Microsoft YaHei" w:hint="eastAsia"/>
+          <w:i/>
+          <w:color w:val="5F6B7A"/>
+          <w:sz w:val="21"/>
+        </w:rPr>
+        <w:t>、设计、内容、测试与发布汇总</w:t>
       </w:r>
     </w:p>
     <w:tbl>
@@ -284,7 +302,56 @@
                 <w:rFonts w:eastAsia="Microsoft YaHei" w:hint="eastAsia"/>
                 <w:sz w:val="20"/>
               </w:rPr>
-              <w:t>Android 移动端、Flutter Web/PWA、Next.js 后端及 iOS 基础框架</w:t>
+              <w:t xml:space="preserve">Android </w:t>
+            </w:r>
+            <w:r>
+              <w:rPr>
+                <w:rFonts w:eastAsia="Microsoft YaHei" w:hint="eastAsia"/>
+                <w:sz w:val="20"/>
+              </w:rPr>
+              <w:t>移动端、</w:t>
+            </w:r>
+            <w:r>
+              <w:rPr>
+                <w:rFonts w:eastAsia="Microsoft YaHei" w:hint="eastAsia"/>
+                <w:sz w:val="20"/>
+              </w:rPr>
+              <w:t>Flutter Web/PWA</w:t>
+            </w:r>
+            <w:r>
+              <w:rPr>
+                <w:rFonts w:eastAsia="Microsoft YaHei" w:hint="eastAsia"/>
+                <w:sz w:val="20"/>
+              </w:rPr>
+              <w:t>、</w:t>
+            </w:r>
+            <w:r>
+              <w:rPr>
+                <w:rFonts w:eastAsia="Microsoft YaHei" w:hint="eastAsia"/>
+                <w:sz w:val="20"/>
+              </w:rPr>
+              <w:t xml:space="preserve">Next.js </w:t>
+            </w:r>
+            <w:r>
+              <w:rPr>
+                <w:rFonts w:eastAsia="Microsoft YaHei" w:hint="eastAsia"/>
+                <w:sz w:val="20"/>
+              </w:rPr>
+              <w:t>后端及</w:t>
+            </w:r>
+            <w:r>
+              <w:rPr>
+                <w:rFonts w:eastAsia="Microsoft YaHei" w:hint="eastAsia"/>
+                <w:sz w:val="20"/>
+              </w:rPr>
+              <w:t xml:space="preserve"> iOS </w:t>
+            </w:r>
+            <w:r>
+              <w:rPr>
+                <w:rFonts w:eastAsia="Microsoft YaHei" w:hint="eastAsia"/>
+                <w:sz w:val="20"/>
+              </w:rPr>
+              <w:t>基础框架</w:t>
             </w:r>
           </w:p>
         </w:tc>
@@ -295,15 +362,6 @@
         <w:spacing w:before="600" w:after="0"/>
         <w:jc w:val="center"/>
       </w:pPr>
-      <w:r>
-        <w:rPr>
-          <w:rFonts w:eastAsia="Microsoft YaHei" w:hint="eastAsia"/>
-          <w:i/>
-          <w:color w:val="5F6B7A"/>
-          <w:sz w:val="18"/>
-        </w:rPr>
-        <w:t>本报告反映当前代码状态，其中包括若干尚未提交的本地修改。</w:t>
-      </w:r>
     </w:p>
     <w:p>
       <w:r>
@@ -319,265 +377,14 @@
           <w:rFonts w:ascii="Calibri" w:eastAsia="Microsoft YaHei" w:hAnsi="Calibri" w:hint="eastAsia"/>
         </w:rPr>
         <w:lastRenderedPageBreak/>
-        <w:t>1. 执行摘要</w:t>
+        <w:t xml:space="preserve">1. </w:t>
       </w:r>
-    </w:p>
-    <w:p>
       <w:r>
         <w:rPr>
-          <w:rFonts w:eastAsia="Microsoft YaHei" w:hint="eastAsia"/>
+          <w:rFonts w:ascii="Calibri" w:eastAsia="Microsoft YaHei" w:hAnsi="Calibri" w:hint="eastAsia"/>
         </w:rPr>
-        <w:t>AI Speaking 项目已形成较为完整的系统，包括 Flutter 应用、Next.js 后端、语音识别流程、音频播放、听力训练内容、历史记录管理、设备连接及发布机制。当前版本已通过全部自动化测试，静态分析未发现问题。</w:t>
+        <w:t>执行摘要</w:t>
       </w:r>
-    </w:p>
-    <w:tbl>
-      <w:tblPr>
-        <w:tblW w:w="9360" w:type="dxa"/>
-        <w:tblInd w:w="120" w:type="dxa"/>
-        <w:tblLayout w:type="fixed"/>
-        <w:tblLook w:val="04A0" w:firstRow="1" w:lastRow="0" w:firstColumn="1" w:lastColumn="0" w:noHBand="0" w:noVBand="1"/>
-      </w:tblPr>
-      <w:tblGrid>
-        <w:gridCol w:w="2340"/>
-        <w:gridCol w:w="2340"/>
-        <w:gridCol w:w="2340"/>
-        <w:gridCol w:w="2340"/>
-      </w:tblGrid>
-      <w:tr>
-        <w:trPr>
-          <w:cantSplit/>
-        </w:trPr>
-        <w:tc>
-          <w:tcPr>
-            <w:tcW w:w="2340" w:type="dxa"/>
-            <w:shd w:val="clear" w:color="auto" w:fill="E8EEF5"/>
-            <w:tcMar>
-              <w:top w:w="80" w:type="dxa"/>
-              <w:left w:w="120" w:type="dxa"/>
-              <w:bottom w:w="80" w:type="dxa"/>
-              <w:right w:w="120" w:type="dxa"/>
-            </w:tcMar>
-            <w:vAlign w:val="center"/>
-          </w:tcPr>
-          <w:p>
-            <w:pPr>
-              <w:spacing w:after="0"/>
-              <w:jc w:val="center"/>
-            </w:pPr>
-            <w:r>
-              <w:rPr>
-                <w:b/>
-                <w:color w:val="173B57"/>
-                <w:sz w:val="34"/>
-              </w:rPr>
-              <w:t>1.0.3+5</w:t>
-            </w:r>
-          </w:p>
-        </w:tc>
-        <w:tc>
-          <w:tcPr>
-            <w:tcW w:w="2340" w:type="dxa"/>
-            <w:shd w:val="clear" w:color="auto" w:fill="E8EEF5"/>
-            <w:tcMar>
-              <w:top w:w="80" w:type="dxa"/>
-              <w:left w:w="120" w:type="dxa"/>
-              <w:bottom w:w="80" w:type="dxa"/>
-              <w:right w:w="120" w:type="dxa"/>
-            </w:tcMar>
-            <w:vAlign w:val="center"/>
-          </w:tcPr>
-          <w:p>
-            <w:pPr>
-              <w:spacing w:after="0"/>
-              <w:jc w:val="center"/>
-            </w:pPr>
-            <w:r>
-              <w:rPr>
-                <w:b/>
-                <w:color w:val="173B57"/>
-                <w:sz w:val="34"/>
-              </w:rPr>
-              <w:t>158</w:t>
-            </w:r>
-          </w:p>
-        </w:tc>
-        <w:tc>
-          <w:tcPr>
-            <w:tcW w:w="2340" w:type="dxa"/>
-            <w:shd w:val="clear" w:color="auto" w:fill="E8EEF5"/>
-            <w:tcMar>
-              <w:top w:w="80" w:type="dxa"/>
-              <w:left w:w="120" w:type="dxa"/>
-              <w:bottom w:w="80" w:type="dxa"/>
-              <w:right w:w="120" w:type="dxa"/>
-            </w:tcMar>
-            <w:vAlign w:val="center"/>
-          </w:tcPr>
-          <w:p>
-            <w:pPr>
-              <w:spacing w:after="0"/>
-              <w:jc w:val="center"/>
-            </w:pPr>
-            <w:r>
-              <w:rPr>
-                <w:b/>
-                <w:color w:val="173B57"/>
-                <w:sz w:val="34"/>
-              </w:rPr>
-              <w:t>101</w:t>
-            </w:r>
-          </w:p>
-        </w:tc>
-        <w:tc>
-          <w:tcPr>
-            <w:tcW w:w="2340" w:type="dxa"/>
-            <w:shd w:val="clear" w:color="auto" w:fill="E8EEF5"/>
-            <w:tcMar>
-              <w:top w:w="80" w:type="dxa"/>
-              <w:left w:w="120" w:type="dxa"/>
-              <w:bottom w:w="80" w:type="dxa"/>
-              <w:right w:w="120" w:type="dxa"/>
-            </w:tcMar>
-            <w:vAlign w:val="center"/>
-          </w:tcPr>
-          <w:p>
-            <w:pPr>
-              <w:spacing w:after="0"/>
-              <w:jc w:val="center"/>
-            </w:pPr>
-            <w:r>
-              <w:rPr>
-                <w:b/>
-                <w:color w:val="173B57"/>
-                <w:sz w:val="34"/>
-              </w:rPr>
-              <w:t>713</w:t>
-            </w:r>
-          </w:p>
-        </w:tc>
-      </w:tr>
-      <w:tr>
-        <w:trPr>
-          <w:cantSplit/>
-        </w:trPr>
-        <w:tc>
-          <w:tcPr>
-            <w:tcW w:w="2340" w:type="dxa"/>
-            <w:shd w:val="clear" w:color="auto" w:fill="E8EEF5"/>
-            <w:tcMar>
-              <w:top w:w="80" w:type="dxa"/>
-              <w:left w:w="120" w:type="dxa"/>
-              <w:bottom w:w="80" w:type="dxa"/>
-              <w:right w:w="120" w:type="dxa"/>
-            </w:tcMar>
-            <w:vAlign w:val="center"/>
-          </w:tcPr>
-          <w:p>
-            <w:pPr>
-              <w:spacing w:after="0"/>
-              <w:jc w:val="center"/>
-            </w:pPr>
-            <w:r>
-              <w:rPr>
-                <w:rFonts w:eastAsia="Microsoft YaHei" w:hint="eastAsia"/>
-                <w:b/>
-                <w:color w:val="5F6B7A"/>
-                <w:sz w:val="18"/>
-              </w:rPr>
-              <w:t>版本</w:t>
-            </w:r>
-          </w:p>
-        </w:tc>
-        <w:tc>
-          <w:tcPr>
-            <w:tcW w:w="2340" w:type="dxa"/>
-            <w:shd w:val="clear" w:color="auto" w:fill="E8EEF5"/>
-            <w:tcMar>
-              <w:top w:w="80" w:type="dxa"/>
-              <w:left w:w="120" w:type="dxa"/>
-              <w:bottom w:w="80" w:type="dxa"/>
-              <w:right w:w="120" w:type="dxa"/>
-            </w:tcMar>
-            <w:vAlign w:val="center"/>
-          </w:tcPr>
-          <w:p>
-            <w:pPr>
-              <w:spacing w:after="0"/>
-              <w:jc w:val="center"/>
-            </w:pPr>
-            <w:r>
-              <w:rPr>
-                <w:rFonts w:eastAsia="Microsoft YaHei" w:hint="eastAsia"/>
-                <w:b/>
-                <w:color w:val="5F6B7A"/>
-                <w:sz w:val="18"/>
-              </w:rPr>
-              <w:t>通过的测试</w:t>
-            </w:r>
-          </w:p>
-        </w:tc>
-        <w:tc>
-          <w:tcPr>
-            <w:tcW w:w="2340" w:type="dxa"/>
-            <w:shd w:val="clear" w:color="auto" w:fill="E8EEF5"/>
-            <w:tcMar>
-              <w:top w:w="80" w:type="dxa"/>
-              <w:left w:w="120" w:type="dxa"/>
-              <w:bottom w:w="80" w:type="dxa"/>
-              <w:right w:w="120" w:type="dxa"/>
-            </w:tcMar>
-            <w:vAlign w:val="center"/>
-          </w:tcPr>
-          <w:p>
-            <w:pPr>
-              <w:spacing w:after="0"/>
-              <w:jc w:val="center"/>
-            </w:pPr>
-            <w:r>
-              <w:rPr>
-                <w:rFonts w:eastAsia="Microsoft YaHei" w:hint="eastAsia"/>
-                <w:b/>
-                <w:color w:val="5F6B7A"/>
-                <w:sz w:val="18"/>
-              </w:rPr>
-              <w:t>课程</w:t>
-            </w:r>
-          </w:p>
-        </w:tc>
-        <w:tc>
-          <w:tcPr>
-            <w:tcW w:w="2340" w:type="dxa"/>
-            <w:shd w:val="clear" w:color="auto" w:fill="E8EEF5"/>
-            <w:tcMar>
-              <w:top w:w="80" w:type="dxa"/>
-              <w:left w:w="120" w:type="dxa"/>
-              <w:bottom w:w="80" w:type="dxa"/>
-              <w:right w:w="120" w:type="dxa"/>
-            </w:tcMar>
-            <w:vAlign w:val="center"/>
-          </w:tcPr>
-          <w:p>
-            <w:pPr>
-              <w:spacing w:after="0"/>
-              <w:jc w:val="center"/>
-            </w:pPr>
-            <w:r>
-              <w:rPr>
-                <w:rFonts w:eastAsia="Microsoft YaHei" w:hint="eastAsia"/>
-                <w:b/>
-                <w:color w:val="5F6B7A"/>
-                <w:sz w:val="18"/>
-              </w:rPr>
-              <w:t>练习句子</w:t>
-            </w:r>
-          </w:p>
-        </w:tc>
-      </w:tr>
-    </w:tbl>
-    <w:p>
-      <w:pPr>
-        <w:spacing w:after="0"/>
-      </w:pPr>
     </w:p>
     <w:p>
       <w:r>
@@ -591,7 +398,7 @@
         <w:rPr>
           <w:rFonts w:eastAsia="Microsoft YaHei" w:hint="eastAsia"/>
         </w:rPr>
-        <w:t xml:space="preserve">应用核心、音频、录音、内容及更新功能均已实现。剩余重点工作包括开展真机测试并补齐全部内容音频，完成生产应用签名并加强后端保护。</w:t>
+        <w:t>应用核心、音频、录音、内容及更新功能均已实现。剩余重点工作包括开展真机测试并补齐全部内容音频，完成生产应用签名并加强后端保护。</w:t>
       </w:r>
     </w:p>
     <w:p>
@@ -602,7 +409,13 @@
         <w:rPr>
           <w:rFonts w:ascii="Calibri" w:eastAsia="Microsoft YaHei" w:hAnsi="Calibri" w:hint="eastAsia"/>
         </w:rPr>
-        <w:t>2. 架构、后端与安全</w:t>
+        <w:t xml:space="preserve">2. </w:t>
+      </w:r>
+      <w:r>
+        <w:rPr>
+          <w:rFonts w:ascii="Calibri" w:eastAsia="Microsoft YaHei" w:hAnsi="Calibri" w:hint="eastAsia"/>
+        </w:rPr>
+        <w:t>架构、后端与安全</w:t>
       </w:r>
     </w:p>
     <w:tbl>
@@ -743,7 +556,63 @@
                 <w:rFonts w:eastAsia="Microsoft YaHei" w:hint="eastAsia"/>
                 <w:sz w:val="19"/>
               </w:rPr>
-              <w:t>将 Flutter 与 Next.js 拆分为两个项目；Flutter 仅通过 API 与后端通信。</w:t>
+              <w:t>将</w:t>
+            </w:r>
+            <w:r>
+              <w:rPr>
+                <w:rFonts w:eastAsia="Microsoft YaHei" w:hint="eastAsia"/>
+                <w:sz w:val="19"/>
+              </w:rPr>
+              <w:t xml:space="preserve"> Flutter </w:t>
+            </w:r>
+            <w:r>
+              <w:rPr>
+                <w:rFonts w:eastAsia="Microsoft YaHei" w:hint="eastAsia"/>
+                <w:sz w:val="19"/>
+              </w:rPr>
+              <w:t>与</w:t>
+            </w:r>
+            <w:r>
+              <w:rPr>
+                <w:rFonts w:eastAsia="Microsoft YaHei" w:hint="eastAsia"/>
+                <w:sz w:val="19"/>
+              </w:rPr>
+              <w:t xml:space="preserve"> Next.js </w:t>
+            </w:r>
+            <w:r>
+              <w:rPr>
+                <w:rFonts w:eastAsia="Microsoft YaHei" w:hint="eastAsia"/>
+                <w:sz w:val="19"/>
+              </w:rPr>
+              <w:t>拆分为两个项目；</w:t>
+            </w:r>
+            <w:r>
+              <w:rPr>
+                <w:rFonts w:eastAsia="Microsoft YaHei" w:hint="eastAsia"/>
+                <w:sz w:val="19"/>
+              </w:rPr>
+              <w:t xml:space="preserve">Flutter </w:t>
+            </w:r>
+            <w:r>
+              <w:rPr>
+                <w:rFonts w:eastAsia="Microsoft YaHei" w:hint="eastAsia"/>
+                <w:sz w:val="19"/>
+              </w:rPr>
+              <w:t>仅通过</w:t>
+            </w:r>
+            <w:r>
+              <w:rPr>
+                <w:rFonts w:eastAsia="Microsoft YaHei" w:hint="eastAsia"/>
+                <w:sz w:val="19"/>
+              </w:rPr>
+              <w:t xml:space="preserve"> API </w:t>
+            </w:r>
+            <w:r>
+              <w:rPr>
+                <w:rFonts w:eastAsia="Microsoft YaHei" w:hint="eastAsia"/>
+                <w:sz w:val="19"/>
+              </w:rPr>
+              <w:t>与后端通信。</w:t>
             </w:r>
           </w:p>
         </w:tc>
@@ -789,7 +658,15 @@
                 <w:b/>
                 <w:sz w:val="19"/>
               </w:rPr>
-              <w:t>OpenAI 安全</w:t>
+              <w:t xml:space="preserve">OpenAI </w:t>
+            </w:r>
+            <w:r>
+              <w:rPr>
+                <w:rFonts w:eastAsia="Microsoft YaHei" w:hint="eastAsia"/>
+                <w:b/>
+                <w:sz w:val="19"/>
+              </w:rPr>
+              <w:t>安全</w:t>
             </w:r>
           </w:p>
         </w:tc>
@@ -807,7 +684,28 @@
                 <w:rFonts w:eastAsia="Microsoft YaHei" w:hint="eastAsia"/>
                 <w:sz w:val="19"/>
               </w:rPr>
-              <w:t>OpenAI API 密钥仅保存在后端，不会打包进 APK。</w:t>
+              <w:t xml:space="preserve">OpenAI API </w:t>
+            </w:r>
+            <w:r>
+              <w:rPr>
+                <w:rFonts w:eastAsia="Microsoft YaHei" w:hint="eastAsia"/>
+                <w:sz w:val="19"/>
+              </w:rPr>
+              <w:t>密钥仅保存在后端，不会打包进</w:t>
+            </w:r>
+            <w:r>
+              <w:rPr>
+                <w:rFonts w:eastAsia="Microsoft YaHei" w:hint="eastAsia"/>
+                <w:sz w:val="19"/>
+              </w:rPr>
+              <w:t xml:space="preserve"> APK</w:t>
+            </w:r>
+            <w:r>
+              <w:rPr>
+                <w:rFonts w:eastAsia="Microsoft YaHei" w:hint="eastAsia"/>
+                <w:sz w:val="19"/>
+              </w:rPr>
+              <w:t>。</w:t>
             </w:r>
           </w:p>
         </w:tc>
@@ -853,7 +751,15 @@
                 <w:b/>
                 <w:sz w:val="19"/>
               </w:rPr>
-              <w:t>API 配置</w:t>
+              <w:t xml:space="preserve">API </w:t>
+            </w:r>
+            <w:r>
+              <w:rPr>
+                <w:rFonts w:eastAsia="Microsoft YaHei" w:hint="eastAsia"/>
+                <w:b/>
+                <w:sz w:val="19"/>
+              </w:rPr>
+              <w:t>配置</w:t>
             </w:r>
           </w:p>
         </w:tc>
@@ -871,7 +777,28 @@
                 <w:rFonts w:eastAsia="Microsoft YaHei" w:hint="eastAsia"/>
                 <w:sz w:val="19"/>
               </w:rPr>
-              <w:t>Flutter 在运行或构建时接收 BACKEND_BASE_URL，可切换环境而无需硬编码密钥。</w:t>
+              <w:t xml:space="preserve">Flutter </w:t>
+            </w:r>
+            <w:r>
+              <w:rPr>
+                <w:rFonts w:eastAsia="Microsoft YaHei" w:hint="eastAsia"/>
+                <w:sz w:val="19"/>
+              </w:rPr>
+              <w:t>在运行或构建时接收</w:t>
+            </w:r>
+            <w:r>
+              <w:rPr>
+                <w:rFonts w:eastAsia="Microsoft YaHei" w:hint="eastAsia"/>
+                <w:sz w:val="19"/>
+              </w:rPr>
+              <w:t xml:space="preserve"> BACKEND_BASE_URL</w:t>
+            </w:r>
+            <w:r>
+              <w:rPr>
+                <w:rFonts w:eastAsia="Microsoft YaHei" w:hint="eastAsia"/>
+                <w:sz w:val="19"/>
+              </w:rPr>
+              <w:t>，可切换环境而无需硬编码密钥。</w:t>
             </w:r>
           </w:p>
         </w:tc>
@@ -935,7 +862,28 @@
                 <w:rFonts w:eastAsia="Microsoft YaHei" w:hint="eastAsia"/>
                 <w:sz w:val="19"/>
               </w:rPr>
-              <w:t>Next.js 已通过生产域名部署到 Railway。</w:t>
+              <w:t xml:space="preserve">Next.js </w:t>
+            </w:r>
+            <w:r>
+              <w:rPr>
+                <w:rFonts w:eastAsia="Microsoft YaHei" w:hint="eastAsia"/>
+                <w:sz w:val="19"/>
+              </w:rPr>
+              <w:t>已通过生产域名部署到</w:t>
+            </w:r>
+            <w:r>
+              <w:rPr>
+                <w:rFonts w:eastAsia="Microsoft YaHei" w:hint="eastAsia"/>
+                <w:sz w:val="19"/>
+              </w:rPr>
+              <w:t xml:space="preserve"> Railway</w:t>
+            </w:r>
+            <w:r>
+              <w:rPr>
+                <w:rFonts w:eastAsia="Microsoft YaHei" w:hint="eastAsia"/>
+                <w:sz w:val="19"/>
+              </w:rPr>
+              <w:t>。</w:t>
             </w:r>
           </w:p>
         </w:tc>
@@ -999,7 +947,42 @@
                 <w:rFonts w:eastAsia="Microsoft YaHei" w:hint="eastAsia"/>
                 <w:sz w:val="19"/>
               </w:rPr>
-              <w:t>Railway 已从 US West 迁移至 Southeast Asia/Singapore，以降低越南地区的访问延迟。</w:t>
+              <w:t xml:space="preserve">Railway </w:t>
+            </w:r>
+            <w:r>
+              <w:rPr>
+                <w:rFonts w:eastAsia="Microsoft YaHei" w:hint="eastAsia"/>
+                <w:sz w:val="19"/>
+              </w:rPr>
+              <w:t>已从</w:t>
+            </w:r>
+            <w:r>
+              <w:rPr>
+                <w:rFonts w:eastAsia="Microsoft YaHei" w:hint="eastAsia"/>
+                <w:sz w:val="19"/>
+              </w:rPr>
+              <w:t xml:space="preserve"> US West </w:t>
+            </w:r>
+            <w:r>
+              <w:rPr>
+                <w:rFonts w:eastAsia="Microsoft YaHei" w:hint="eastAsia"/>
+                <w:sz w:val="19"/>
+              </w:rPr>
+              <w:t>迁移至</w:t>
+            </w:r>
+            <w:r>
+              <w:rPr>
+                <w:rFonts w:eastAsia="Microsoft YaHei" w:hint="eastAsia"/>
+                <w:sz w:val="19"/>
+              </w:rPr>
+              <w:t xml:space="preserve"> Southeast Asia/Singapore</w:t>
+            </w:r>
+            <w:r>
+              <w:rPr>
+                <w:rFonts w:eastAsia="Microsoft YaHei" w:hint="eastAsia"/>
+                <w:sz w:val="19"/>
+              </w:rPr>
+              <w:t>，以降低越南地区的访问延迟。</w:t>
             </w:r>
           </w:p>
         </w:tc>
@@ -1045,7 +1028,15 @@
                 <w:b/>
                 <w:sz w:val="19"/>
               </w:rPr>
-              <w:t>Realtime 临时密钥</w:t>
+              <w:t xml:space="preserve">Realtime </w:t>
+            </w:r>
+            <w:r>
+              <w:rPr>
+                <w:rFonts w:eastAsia="Microsoft YaHei" w:hint="eastAsia"/>
+                <w:b/>
+                <w:sz w:val="19"/>
+              </w:rPr>
+              <w:t>临时密钥</w:t>
             </w:r>
           </w:p>
         </w:tc>
@@ -1063,7 +1054,14 @@
                 <w:rFonts w:eastAsia="Microsoft YaHei" w:hint="eastAsia"/>
                 <w:sz w:val="19"/>
               </w:rPr>
-              <w:t>Realtime 会话使用后端签发的短期客户端密钥；正式密钥始终保留在服务器端。</w:t>
+              <w:t xml:space="preserve">Realtime </w:t>
+            </w:r>
+            <w:r>
+              <w:rPr>
+                <w:rFonts w:eastAsia="Microsoft YaHei" w:hint="eastAsia"/>
+                <w:sz w:val="19"/>
+              </w:rPr>
+              <w:t>会话使用后端签发的短期客户端密钥；正式密钥始终保留在服务器端。</w:t>
             </w:r>
           </w:p>
         </w:tc>
@@ -1127,7 +1125,35 @@
                 <w:rFonts w:eastAsia="Microsoft YaHei" w:hint="eastAsia"/>
                 <w:sz w:val="19"/>
               </w:rPr>
-              <w:t>正式版仅允许 HTTPS；不安全的 HTTP 连接仅可用于调试模式。</w:t>
+              <w:t>正式版仅允许</w:t>
+            </w:r>
+            <w:r>
+              <w:rPr>
+                <w:rFonts w:eastAsia="Microsoft YaHei" w:hint="eastAsia"/>
+                <w:sz w:val="19"/>
+              </w:rPr>
+              <w:t xml:space="preserve"> HTTPS</w:t>
+            </w:r>
+            <w:r>
+              <w:rPr>
+                <w:rFonts w:eastAsia="Microsoft YaHei" w:hint="eastAsia"/>
+                <w:sz w:val="19"/>
+              </w:rPr>
+              <w:t>；不安全的</w:t>
+            </w:r>
+            <w:r>
+              <w:rPr>
+                <w:rFonts w:eastAsia="Microsoft YaHei" w:hint="eastAsia"/>
+                <w:sz w:val="19"/>
+              </w:rPr>
+              <w:t xml:space="preserve"> HTTP </w:t>
+            </w:r>
+            <w:r>
+              <w:rPr>
+                <w:rFonts w:eastAsia="Microsoft YaHei" w:hint="eastAsia"/>
+                <w:sz w:val="19"/>
+              </w:rPr>
+              <w:t>连接仅可用于调试模式。</w:t>
             </w:r>
           </w:p>
         </w:tc>
@@ -1237,7 +1263,23 @@
                 <w:b/>
                 <w:sz w:val="19"/>
               </w:rPr>
-              <w:t>历史记录/遥测</w:t>
+              <w:t>历史记录</w:t>
+            </w:r>
+            <w:r>
+              <w:rPr>
+                <w:rFonts w:eastAsia="Microsoft YaHei" w:hint="eastAsia"/>
+                <w:b/>
+                <w:sz w:val="19"/>
+              </w:rPr>
+              <w:t>/</w:t>
+            </w:r>
+            <w:r>
+              <w:rPr>
+                <w:rFonts w:eastAsia="Microsoft YaHei" w:hint="eastAsia"/>
+                <w:b/>
+                <w:sz w:val="19"/>
+              </w:rPr>
+              <w:t>遥测</w:t>
             </w:r>
           </w:p>
         </w:tc>
@@ -1255,7 +1297,21 @@
                 <w:rFonts w:eastAsia="Microsoft YaHei" w:hint="eastAsia"/>
                 <w:sz w:val="19"/>
               </w:rPr>
-              <w:t>后端保存历史记录、结果来源、ASR 模式和延迟指标，用于运行监控。</w:t>
+              <w:t>后端保存历史记录、结果来源、</w:t>
+            </w:r>
+            <w:r>
+              <w:rPr>
+                <w:rFonts w:eastAsia="Microsoft YaHei" w:hint="eastAsia"/>
+                <w:sz w:val="19"/>
+              </w:rPr>
+              <w:t xml:space="preserve">ASR </w:t>
+            </w:r>
+            <w:r>
+              <w:rPr>
+                <w:rFonts w:eastAsia="Microsoft YaHei" w:hint="eastAsia"/>
+                <w:sz w:val="19"/>
+              </w:rPr>
+              <w:t>模式和延迟指标，用于运行监控。</w:t>
             </w:r>
           </w:p>
         </w:tc>
@@ -1360,7 +1416,13 @@
         <w:rPr>
           <w:rFonts w:ascii="Calibri" w:eastAsia="Microsoft YaHei" w:hAnsi="Calibri" w:hint="eastAsia"/>
         </w:rPr>
-        <w:t>3. 交流、录音与音频处理</w:t>
+        <w:t xml:space="preserve">3. </w:t>
+      </w:r>
+      <w:r>
+        <w:rPr>
+          <w:rFonts w:ascii="Calibri" w:eastAsia="Microsoft YaHei" w:hAnsi="Calibri" w:hint="eastAsia"/>
+        </w:rPr>
+        <w:t>交流、录音与音频处理</w:t>
       </w:r>
     </w:p>
     <w:tbl>
@@ -1564,7 +1626,35 @@
                 <w:rFonts w:eastAsia="Microsoft YaHei" w:hint="eastAsia"/>
                 <w:sz w:val="19"/>
               </w:rPr>
-              <w:t>集成 Android SpeechRecognizer，使用 vi-VN 区域设置，支持临时结果、最终结果及最多三项识别候选。</w:t>
+              <w:t>集成</w:t>
+            </w:r>
+            <w:r>
+              <w:rPr>
+                <w:rFonts w:eastAsia="Microsoft YaHei" w:hint="eastAsia"/>
+                <w:sz w:val="19"/>
+              </w:rPr>
+              <w:t xml:space="preserve"> Android SpeechRecognizer</w:t>
+            </w:r>
+            <w:r>
+              <w:rPr>
+                <w:rFonts w:eastAsia="Microsoft YaHei" w:hint="eastAsia"/>
+                <w:sz w:val="19"/>
+              </w:rPr>
+              <w:t>，使用</w:t>
+            </w:r>
+            <w:r>
+              <w:rPr>
+                <w:rFonts w:eastAsia="Microsoft YaHei" w:hint="eastAsia"/>
+                <w:sz w:val="19"/>
+              </w:rPr>
+              <w:t xml:space="preserve"> vi-VN </w:t>
+            </w:r>
+            <w:r>
+              <w:rPr>
+                <w:rFonts w:eastAsia="Microsoft YaHei" w:hint="eastAsia"/>
+                <w:sz w:val="19"/>
+              </w:rPr>
+              <w:t>区域设置，支持临时结果、最终结果及最多三项识别候选。</w:t>
             </w:r>
           </w:p>
         </w:tc>
@@ -1628,7 +1718,21 @@
                 <w:rFonts w:eastAsia="Microsoft YaHei" w:hint="eastAsia"/>
                 <w:sz w:val="19"/>
               </w:rPr>
-              <w:t>当 Android 返回的最终结果在句尾被截断时，优先采用更长、更完整的转写。</w:t>
+              <w:t>当</w:t>
+            </w:r>
+            <w:r>
+              <w:rPr>
+                <w:rFonts w:eastAsia="Microsoft YaHei" w:hint="eastAsia"/>
+                <w:sz w:val="19"/>
+              </w:rPr>
+              <w:t xml:space="preserve"> Android </w:t>
+            </w:r>
+            <w:r>
+              <w:rPr>
+                <w:rFonts w:eastAsia="Microsoft YaHei" w:hint="eastAsia"/>
+                <w:sz w:val="19"/>
+              </w:rPr>
+              <w:t>返回的最终结果在句尾被截断时，优先采用更长、更完整的转写。</w:t>
             </w:r>
           </w:p>
         </w:tc>
@@ -1674,7 +1778,6 @@
                 <w:b/>
                 <w:sz w:val="19"/>
               </w:rPr>
-              <w:lastRenderedPageBreak/>
               <w:t>麦克风录音</w:t>
             </w:r>
           </w:p>
@@ -1693,7 +1796,63 @@
                 <w:rFonts w:eastAsia="Microsoft YaHei" w:hint="eastAsia"/>
                 <w:sz w:val="19"/>
               </w:rPr>
-              <w:t>以 PCM16 单声道 24 kHz 录音，分块发送并提供 WAV 回退路径；每轮最长约 12 秒。</w:t>
+              <w:t>以</w:t>
+            </w:r>
+            <w:r>
+              <w:rPr>
+                <w:rFonts w:eastAsia="Microsoft YaHei" w:hint="eastAsia"/>
+                <w:sz w:val="19"/>
+              </w:rPr>
+              <w:t xml:space="preserve"> PCM16 </w:t>
+            </w:r>
+            <w:r>
+              <w:rPr>
+                <w:rFonts w:eastAsia="Microsoft YaHei" w:hint="eastAsia"/>
+                <w:sz w:val="19"/>
+              </w:rPr>
+              <w:t>单声道</w:t>
+            </w:r>
+            <w:r>
+              <w:rPr>
+                <w:rFonts w:eastAsia="Microsoft YaHei" w:hint="eastAsia"/>
+                <w:sz w:val="19"/>
+              </w:rPr>
+              <w:t xml:space="preserve"> 24 kHz </w:t>
+            </w:r>
+            <w:r>
+              <w:rPr>
+                <w:rFonts w:eastAsia="Microsoft YaHei" w:hint="eastAsia"/>
+                <w:sz w:val="19"/>
+              </w:rPr>
+              <w:t>录音，分块发送并提供</w:t>
+            </w:r>
+            <w:r>
+              <w:rPr>
+                <w:rFonts w:eastAsia="Microsoft YaHei" w:hint="eastAsia"/>
+                <w:sz w:val="19"/>
+              </w:rPr>
+              <w:t xml:space="preserve"> WAV </w:t>
+            </w:r>
+            <w:r>
+              <w:rPr>
+                <w:rFonts w:eastAsia="Microsoft YaHei" w:hint="eastAsia"/>
+                <w:sz w:val="19"/>
+              </w:rPr>
+              <w:t>回退路径；每轮最长约</w:t>
+            </w:r>
+            <w:r>
+              <w:rPr>
+                <w:rFonts w:eastAsia="Microsoft YaHei" w:hint="eastAsia"/>
+                <w:sz w:val="19"/>
+              </w:rPr>
+              <w:t xml:space="preserve"> 12 </w:t>
+            </w:r>
+            <w:r>
+              <w:rPr>
+                <w:rFonts w:eastAsia="Microsoft YaHei" w:hint="eastAsia"/>
+                <w:sz w:val="19"/>
+              </w:rPr>
+              <w:t>秒。</w:t>
             </w:r>
           </w:p>
         </w:tc>
@@ -1739,6 +1898,7 @@
                 <w:b/>
                 <w:sz w:val="19"/>
               </w:rPr>
+              <w:lastRenderedPageBreak/>
               <w:t>过短录音阈值</w:t>
             </w:r>
           </w:p>
@@ -1757,7 +1917,21 @@
                 <w:rFonts w:eastAsia="Microsoft YaHei" w:hint="eastAsia"/>
                 <w:sz w:val="19"/>
               </w:rPr>
-              <w:t>拒绝短于约 450 ms 的录音，避免发送无效数据。</w:t>
+              <w:t>拒绝短于约</w:t>
+            </w:r>
+            <w:r>
+              <w:rPr>
+                <w:rFonts w:eastAsia="Microsoft YaHei" w:hint="eastAsia"/>
+                <w:sz w:val="19"/>
+              </w:rPr>
+              <w:t xml:space="preserve"> 450 ms </w:t>
+            </w:r>
+            <w:r>
+              <w:rPr>
+                <w:rFonts w:eastAsia="Microsoft YaHei" w:hint="eastAsia"/>
+                <w:sz w:val="19"/>
+              </w:rPr>
+              <w:t>的录音，避免发送无效数据。</w:t>
             </w:r>
           </w:p>
         </w:tc>
@@ -1803,7 +1977,15 @@
                 <w:b/>
                 <w:sz w:val="19"/>
               </w:rPr>
-              <w:t>自适应 VAD</w:t>
+              <w:t>自适应</w:t>
+            </w:r>
+            <w:r>
+              <w:rPr>
+                <w:rFonts w:eastAsia="Microsoft YaHei" w:hint="eastAsia"/>
+                <w:b/>
+                <w:sz w:val="19"/>
+              </w:rPr>
+              <w:t xml:space="preserve"> VAD</w:t>
             </w:r>
           </w:p>
         </w:tc>
@@ -1949,7 +2131,35 @@
                 <w:rFonts w:eastAsia="Microsoft YaHei" w:hint="eastAsia"/>
                 <w:sz w:val="19"/>
               </w:rPr>
-              <w:t>当前代码等待约 3 秒后才判定没有语音；2 秒的要求尚未完全落实。</w:t>
+              <w:t>当前代码等待约</w:t>
+            </w:r>
+            <w:r>
+              <w:rPr>
+                <w:rFonts w:eastAsia="Microsoft YaHei" w:hint="eastAsia"/>
+                <w:sz w:val="19"/>
+              </w:rPr>
+              <w:t xml:space="preserve"> 3 </w:t>
+            </w:r>
+            <w:r>
+              <w:rPr>
+                <w:rFonts w:eastAsia="Microsoft YaHei" w:hint="eastAsia"/>
+                <w:sz w:val="19"/>
+              </w:rPr>
+              <w:t>秒后才判定没有语音；</w:t>
+            </w:r>
+            <w:r>
+              <w:rPr>
+                <w:rFonts w:eastAsia="Microsoft YaHei" w:hint="eastAsia"/>
+                <w:sz w:val="19"/>
+              </w:rPr>
+              <w:t xml:space="preserve">2 </w:t>
+            </w:r>
+            <w:r>
+              <w:rPr>
+                <w:rFonts w:eastAsia="Microsoft YaHei" w:hint="eastAsia"/>
+                <w:sz w:val="19"/>
+              </w:rPr>
+              <w:t>秒的要求尚未完全落实。</w:t>
             </w:r>
           </w:p>
         </w:tc>
@@ -2013,7 +2223,35 @@
                 <w:rFonts w:eastAsia="Microsoft YaHei" w:hint="eastAsia"/>
                 <w:sz w:val="19"/>
               </w:rPr>
-              <w:t>使用 just_audio 通过正确的 Android 音频路由播放英语句子、缓存音频和课程内容。</w:t>
+              <w:t>使用</w:t>
+            </w:r>
+            <w:r>
+              <w:rPr>
+                <w:rFonts w:eastAsia="Microsoft YaHei" w:hint="eastAsia"/>
+                <w:sz w:val="19"/>
+              </w:rPr>
+              <w:t xml:space="preserve"> just_audio </w:t>
+            </w:r>
+            <w:r>
+              <w:rPr>
+                <w:rFonts w:eastAsia="Microsoft YaHei" w:hint="eastAsia"/>
+                <w:sz w:val="19"/>
+              </w:rPr>
+              <w:t>通过正确的</w:t>
+            </w:r>
+            <w:r>
+              <w:rPr>
+                <w:rFonts w:eastAsia="Microsoft YaHei" w:hint="eastAsia"/>
+                <w:sz w:val="19"/>
+              </w:rPr>
+              <w:t xml:space="preserve"> Android </w:t>
+            </w:r>
+            <w:r>
+              <w:rPr>
+                <w:rFonts w:eastAsia="Microsoft YaHei" w:hint="eastAsia"/>
+                <w:sz w:val="19"/>
+              </w:rPr>
+              <w:t>音频路由播放英语句子、缓存音频和课程内容。</w:t>
             </w:r>
           </w:p>
         </w:tc>
@@ -2077,7 +2315,21 @@
                 <w:rFonts w:eastAsia="Microsoft YaHei" w:hint="eastAsia"/>
                 <w:sz w:val="19"/>
               </w:rPr>
-              <w:t>最多保存约 128 个音频文件，并支持预热、预加载、重试及并发任务限制。</w:t>
+              <w:t>最多保存约</w:t>
+            </w:r>
+            <w:r>
+              <w:rPr>
+                <w:rFonts w:eastAsia="Microsoft YaHei" w:hint="eastAsia"/>
+                <w:sz w:val="19"/>
+              </w:rPr>
+              <w:t xml:space="preserve"> 128 </w:t>
+            </w:r>
+            <w:r>
+              <w:rPr>
+                <w:rFonts w:eastAsia="Microsoft YaHei" w:hint="eastAsia"/>
+                <w:sz w:val="19"/>
+              </w:rPr>
+              <w:t>个音频文件，并支持预热、预加载、重试及并发任务限制。</w:t>
             </w:r>
           </w:p>
         </w:tc>
@@ -2141,7 +2393,21 @@
                 <w:rFonts w:eastAsia="Microsoft YaHei" w:hint="eastAsia"/>
                 <w:sz w:val="19"/>
               </w:rPr>
-              <w:t>最多等待约 500 ms 的预加载，并记录加载时间、播放开始时间及缓存来源。</w:t>
+              <w:t>最多等待约</w:t>
+            </w:r>
+            <w:r>
+              <w:rPr>
+                <w:rFonts w:eastAsia="Microsoft YaHei" w:hint="eastAsia"/>
+                <w:sz w:val="19"/>
+              </w:rPr>
+              <w:t xml:space="preserve"> 500 ms </w:t>
+            </w:r>
+            <w:r>
+              <w:rPr>
+                <w:rFonts w:eastAsia="Microsoft YaHei" w:hint="eastAsia"/>
+                <w:sz w:val="19"/>
+              </w:rPr>
+              <w:t>的预加载，并记录加载时间、播放开始时间及缓存来源。</w:t>
             </w:r>
           </w:p>
         </w:tc>
@@ -2187,7 +2453,15 @@
                 <w:b/>
                 <w:sz w:val="19"/>
               </w:rPr>
-              <w:t>Safari 音频</w:t>
+              <w:t xml:space="preserve">Safari </w:t>
+            </w:r>
+            <w:r>
+              <w:rPr>
+                <w:rFonts w:eastAsia="Microsoft YaHei" w:hint="eastAsia"/>
+                <w:b/>
+                <w:sz w:val="19"/>
+              </w:rPr>
+              <w:t>音频</w:t>
             </w:r>
           </w:p>
         </w:tc>
@@ -2251,7 +2525,23 @@
                 <w:b/>
                 <w:sz w:val="19"/>
               </w:rPr>
-              <w:t>正确/错误反馈</w:t>
+              <w:t>正确</w:t>
+            </w:r>
+            <w:r>
+              <w:rPr>
+                <w:rFonts w:eastAsia="Microsoft YaHei" w:hint="eastAsia"/>
+                <w:b/>
+                <w:sz w:val="19"/>
+              </w:rPr>
+              <w:t>/</w:t>
+            </w:r>
+            <w:r>
+              <w:rPr>
+                <w:rFonts w:eastAsia="Microsoft YaHei" w:hint="eastAsia"/>
+                <w:b/>
+                <w:sz w:val="19"/>
+              </w:rPr>
+              <w:t>错误反馈</w:t>
             </w:r>
           </w:p>
         </w:tc>
@@ -2310,7 +2600,13 @@
         <w:rPr>
           <w:rFonts w:ascii="Calibri" w:eastAsia="Microsoft YaHei" w:hAnsi="Calibri" w:hint="eastAsia"/>
         </w:rPr>
-        <w:t>4. Realtime、回退机制与外部设备</w:t>
+        <w:t>4. Realtime</w:t>
+      </w:r>
+      <w:r>
+        <w:rPr>
+          <w:rFonts w:ascii="Calibri" w:eastAsia="Microsoft YaHei" w:hAnsi="Calibri" w:hint="eastAsia"/>
+        </w:rPr>
+        <w:t>、回退机制与外部设备</w:t>
       </w:r>
     </w:p>
     <w:tbl>
@@ -2450,7 +2746,21 @@
                 <w:rFonts w:eastAsia="Microsoft YaHei" w:hint="eastAsia"/>
                 <w:sz w:val="19"/>
               </w:rPr>
-              <w:t>已实现 WebSocket 连接、流式转写和短期会话授权机制。</w:t>
+              <w:t>已实现</w:t>
+            </w:r>
+            <w:r>
+              <w:rPr>
+                <w:rFonts w:eastAsia="Microsoft YaHei" w:hint="eastAsia"/>
+                <w:sz w:val="19"/>
+              </w:rPr>
+              <w:t xml:space="preserve"> WebSocket </w:t>
+            </w:r>
+            <w:r>
+              <w:rPr>
+                <w:rFonts w:eastAsia="Microsoft YaHei" w:hint="eastAsia"/>
+                <w:sz w:val="19"/>
+              </w:rPr>
+              <w:t>连接、流式转写和短期会话授权机制。</w:t>
             </w:r>
           </w:p>
         </w:tc>
@@ -2514,7 +2824,14 @@
                 <w:rFonts w:eastAsia="Microsoft YaHei" w:hint="eastAsia"/>
                 <w:sz w:val="19"/>
               </w:rPr>
-              <w:t>Realtime 当前不是默认模式，并且未在用户直接选择项中显示。</w:t>
+              <w:t xml:space="preserve">Realtime </w:t>
+            </w:r>
+            <w:r>
+              <w:rPr>
+                <w:rFonts w:eastAsia="Microsoft YaHei" w:hint="eastAsia"/>
+                <w:sz w:val="19"/>
+              </w:rPr>
+              <w:t>当前不是默认模式，并且未在用户直接选择项中显示。</w:t>
             </w:r>
           </w:p>
         </w:tc>
@@ -2578,7 +2895,21 @@
                 <w:rFonts w:eastAsia="Microsoft YaHei" w:hint="eastAsia"/>
                 <w:sz w:val="19"/>
               </w:rPr>
-              <w:t>应用在 socket 建立连接时开始录音，保留最初的音频块，并在就绪后仅补发一次。</w:t>
+              <w:t>应用在</w:t>
+            </w:r>
+            <w:r>
+              <w:rPr>
+                <w:rFonts w:eastAsia="Microsoft YaHei" w:hint="eastAsia"/>
+                <w:sz w:val="19"/>
+              </w:rPr>
+              <w:t xml:space="preserve"> socket </w:t>
+            </w:r>
+            <w:r>
+              <w:rPr>
+                <w:rFonts w:eastAsia="Microsoft YaHei" w:hint="eastAsia"/>
+                <w:sz w:val="19"/>
+              </w:rPr>
+              <w:t>建立连接时开始录音，保留最初的音频块，并在就绪后仅补发一次。</w:t>
             </w:r>
           </w:p>
         </w:tc>
@@ -2642,7 +2973,35 @@
                 <w:rFonts w:eastAsia="Microsoft YaHei" w:hint="eastAsia"/>
                 <w:sz w:val="19"/>
               </w:rPr>
-              <w:t>用户停止时，若 socket 即将就绪，应用最多等待约 500-600 ms。</w:t>
+              <w:t>用户停止时，若</w:t>
+            </w:r>
+            <w:r>
+              <w:rPr>
+                <w:rFonts w:eastAsia="Microsoft YaHei" w:hint="eastAsia"/>
+                <w:sz w:val="19"/>
+              </w:rPr>
+              <w:t xml:space="preserve"> socket </w:t>
+            </w:r>
+            <w:r>
+              <w:rPr>
+                <w:rFonts w:eastAsia="Microsoft YaHei" w:hint="eastAsia"/>
+                <w:sz w:val="19"/>
+              </w:rPr>
+              <w:t>即将就绪，应用最多等待约</w:t>
+            </w:r>
+            <w:r>
+              <w:rPr>
+                <w:rFonts w:eastAsia="Microsoft YaHei" w:hint="eastAsia"/>
+                <w:sz w:val="19"/>
+              </w:rPr>
+              <w:t xml:space="preserve"> 500-600 ms</w:t>
+            </w:r>
+            <w:r>
+              <w:rPr>
+                <w:rFonts w:eastAsia="Microsoft YaHei" w:hint="eastAsia"/>
+                <w:sz w:val="19"/>
+              </w:rPr>
+              <w:t>。</w:t>
             </w:r>
           </w:p>
         </w:tc>
@@ -2705,7 +3064,21 @@
                 <w:rFonts w:eastAsia="Microsoft YaHei" w:hint="eastAsia"/>
                 <w:sz w:val="19"/>
               </w:rPr>
-              <w:t>音频可通过 session create/upload/finalize 分段发送，以降低单个大型请求的风险。</w:t>
+              <w:t>音频可通过</w:t>
+            </w:r>
+            <w:r>
+              <w:rPr>
+                <w:rFonts w:eastAsia="Microsoft YaHei" w:hint="eastAsia"/>
+                <w:sz w:val="19"/>
+              </w:rPr>
+              <w:t xml:space="preserve"> session create/upload/finalize </w:t>
+            </w:r>
+            <w:r>
+              <w:rPr>
+                <w:rFonts w:eastAsia="Microsoft YaHei" w:hint="eastAsia"/>
+                <w:sz w:val="19"/>
+              </w:rPr>
+              <w:t>分段发送，以降低单个大型请求的风险。</w:t>
             </w:r>
           </w:p>
         </w:tc>
@@ -2769,7 +3142,56 @@
                 <w:rFonts w:eastAsia="Microsoft YaHei" w:hint="eastAsia"/>
                 <w:sz w:val="19"/>
               </w:rPr>
-              <w:t>Realtime 失败时切换至 Batch Chunks；Batch 失败时改为发送完整 WAV。</w:t>
+              <w:t xml:space="preserve">Realtime </w:t>
+            </w:r>
+            <w:r>
+              <w:rPr>
+                <w:rFonts w:eastAsia="Microsoft YaHei" w:hint="eastAsia"/>
+                <w:sz w:val="19"/>
+              </w:rPr>
+              <w:t>失败时切换至</w:t>
+            </w:r>
+            <w:r>
+              <w:rPr>
+                <w:rFonts w:eastAsia="Microsoft YaHei" w:hint="eastAsia"/>
+                <w:sz w:val="19"/>
+              </w:rPr>
+              <w:t xml:space="preserve"> Batch Chunks</w:t>
+            </w:r>
+            <w:r>
+              <w:rPr>
+                <w:rFonts w:eastAsia="Microsoft YaHei" w:hint="eastAsia"/>
+                <w:sz w:val="19"/>
+              </w:rPr>
+              <w:t>；</w:t>
+            </w:r>
+            <w:r>
+              <w:rPr>
+                <w:rFonts w:eastAsia="Microsoft YaHei" w:hint="eastAsia"/>
+                <w:sz w:val="19"/>
+              </w:rPr>
+              <w:t xml:space="preserve">Batch </w:t>
+            </w:r>
+            <w:r>
+              <w:rPr>
+                <w:rFonts w:eastAsia="Microsoft YaHei" w:hint="eastAsia"/>
+                <w:sz w:val="19"/>
+              </w:rPr>
+              <w:t>失败时改为发送完整</w:t>
+            </w:r>
+            <w:r>
+              <w:rPr>
+                <w:rFonts w:eastAsia="Microsoft YaHei" w:hint="eastAsia"/>
+                <w:sz w:val="19"/>
+              </w:rPr>
+              <w:t xml:space="preserve"> WAV</w:t>
+            </w:r>
+            <w:r>
+              <w:rPr>
+                <w:rFonts w:eastAsia="Microsoft YaHei" w:hint="eastAsia"/>
+                <w:sz w:val="19"/>
+              </w:rPr>
+              <w:t>。</w:t>
             </w:r>
           </w:p>
         </w:tc>
@@ -2815,7 +3237,15 @@
                 <w:b/>
                 <w:sz w:val="19"/>
               </w:rPr>
-              <w:t>Web 优化</w:t>
+              <w:t xml:space="preserve">Web </w:t>
+            </w:r>
+            <w:r>
+              <w:rPr>
+                <w:rFonts w:eastAsia="Microsoft YaHei" w:hint="eastAsia"/>
+                <w:b/>
+                <w:sz w:val="19"/>
+              </w:rPr>
+              <w:t>优化</w:t>
             </w:r>
           </w:p>
         </w:tc>
@@ -2833,7 +3263,14 @@
                 <w:rFonts w:eastAsia="Microsoft YaHei" w:hint="eastAsia"/>
                 <w:sz w:val="19"/>
               </w:rPr>
-              <w:t>Web 会根据网络质量延迟创建上传会话，避免用户提前停止时产生多余请求。</w:t>
+              <w:t xml:space="preserve">Web </w:t>
+            </w:r>
+            <w:r>
+              <w:rPr>
+                <w:rFonts w:eastAsia="Microsoft YaHei" w:hint="eastAsia"/>
+                <w:sz w:val="19"/>
+              </w:rPr>
+              <w:t>会根据网络质量延迟创建上传会话，避免用户提前停止时产生多余请求。</w:t>
             </w:r>
           </w:p>
         </w:tc>
@@ -2879,7 +3316,15 @@
                 <w:b/>
                 <w:sz w:val="19"/>
               </w:rPr>
-              <w:t>HFP 耳机</w:t>
+              <w:t xml:space="preserve">HFP </w:t>
+            </w:r>
+            <w:r>
+              <w:rPr>
+                <w:rFonts w:eastAsia="Microsoft YaHei" w:hint="eastAsia"/>
+                <w:b/>
+                <w:sz w:val="19"/>
+              </w:rPr>
+              <w:t>耳机</w:t>
             </w:r>
           </w:p>
         </w:tc>
@@ -2897,7 +3342,56 @@
                 <w:rFonts w:eastAsia="Microsoft YaHei" w:hint="eastAsia"/>
                 <w:sz w:val="19"/>
               </w:rPr>
-              <w:t>Android 支持扫描、选择设备、开启/关闭 SCO 路由，以及 4 秒麦克风测试。</w:t>
+              <w:t xml:space="preserve">Android </w:t>
+            </w:r>
+            <w:r>
+              <w:rPr>
+                <w:rFonts w:eastAsia="Microsoft YaHei" w:hint="eastAsia"/>
+                <w:sz w:val="19"/>
+              </w:rPr>
+              <w:t>支持扫描、选择设备、开启</w:t>
+            </w:r>
+            <w:r>
+              <w:rPr>
+                <w:rFonts w:eastAsia="Microsoft YaHei" w:hint="eastAsia"/>
+                <w:sz w:val="19"/>
+              </w:rPr>
+              <w:t>/</w:t>
+            </w:r>
+            <w:r>
+              <w:rPr>
+                <w:rFonts w:eastAsia="Microsoft YaHei" w:hint="eastAsia"/>
+                <w:sz w:val="19"/>
+              </w:rPr>
+              <w:t>关闭</w:t>
+            </w:r>
+            <w:r>
+              <w:rPr>
+                <w:rFonts w:eastAsia="Microsoft YaHei" w:hint="eastAsia"/>
+                <w:sz w:val="19"/>
+              </w:rPr>
+              <w:t xml:space="preserve"> SCO </w:t>
+            </w:r>
+            <w:r>
+              <w:rPr>
+                <w:rFonts w:eastAsia="Microsoft YaHei" w:hint="eastAsia"/>
+                <w:sz w:val="19"/>
+              </w:rPr>
+              <w:t>路由，以及</w:t>
+            </w:r>
+            <w:r>
+              <w:rPr>
+                <w:rFonts w:eastAsia="Microsoft YaHei" w:hint="eastAsia"/>
+                <w:sz w:val="19"/>
+              </w:rPr>
+              <w:t xml:space="preserve"> 4 </w:t>
+            </w:r>
+            <w:r>
+              <w:rPr>
+                <w:rFonts w:eastAsia="Microsoft YaHei" w:hint="eastAsia"/>
+                <w:sz w:val="19"/>
+              </w:rPr>
+              <w:t>秒麦克风测试。</w:t>
             </w:r>
           </w:p>
         </w:tc>
@@ -2943,7 +3437,23 @@
                 <w:b/>
                 <w:sz w:val="19"/>
               </w:rPr>
-              <w:t>Web 端 HFP</w:t>
+              <w:t xml:space="preserve">Web </w:t>
+            </w:r>
+            <w:r>
+              <w:rPr>
+                <w:rFonts w:eastAsia="Microsoft YaHei" w:hint="eastAsia"/>
+                <w:b/>
+                <w:sz w:val="19"/>
+              </w:rPr>
+              <w:t>端</w:t>
+            </w:r>
+            <w:r>
+              <w:rPr>
+                <w:rFonts w:eastAsia="Microsoft YaHei" w:hint="eastAsia"/>
+                <w:b/>
+                <w:sz w:val="19"/>
+              </w:rPr>
+              <w:t xml:space="preserve"> HFP</w:t>
             </w:r>
           </w:p>
         </w:tc>
@@ -2961,7 +3471,21 @@
                 <w:rFonts w:eastAsia="Microsoft YaHei" w:hint="eastAsia"/>
                 <w:sz w:val="19"/>
               </w:rPr>
-              <w:t>允许选择浏览器可识别的蓝牙麦克风；浏览器无法直接控制 Bluetooth Classic 配置文件。</w:t>
+              <w:t>允许选择浏览器可识别的蓝牙麦克风；浏览器无法直接控制</w:t>
+            </w:r>
+            <w:r>
+              <w:rPr>
+                <w:rFonts w:eastAsia="Microsoft YaHei" w:hint="eastAsia"/>
+                <w:sz w:val="19"/>
+              </w:rPr>
+              <w:t xml:space="preserve"> Bluetooth Classic </w:t>
+            </w:r>
+            <w:r>
+              <w:rPr>
+                <w:rFonts w:eastAsia="Microsoft YaHei" w:hint="eastAsia"/>
+                <w:sz w:val="19"/>
+              </w:rPr>
+              <w:t>配置文件。</w:t>
             </w:r>
           </w:p>
         </w:tc>
@@ -3006,6 +3530,7 @@
                 <w:b/>
                 <w:sz w:val="19"/>
               </w:rPr>
+              <w:lastRenderedPageBreak/>
               <w:t>INNOTRIK BLE</w:t>
             </w:r>
           </w:p>
@@ -3024,7 +3549,35 @@
                 <w:rFonts w:eastAsia="Microsoft YaHei" w:hint="eastAsia"/>
                 <w:sz w:val="19"/>
               </w:rPr>
-              <w:t>已实现扫描、连接、服务发现、MTU 247、重连、数据包解析及 Opus 音频提取。</w:t>
+              <w:t>已实现扫描、连接、服务发现、</w:t>
+            </w:r>
+            <w:r>
+              <w:rPr>
+                <w:rFonts w:eastAsia="Microsoft YaHei" w:hint="eastAsia"/>
+                <w:sz w:val="19"/>
+              </w:rPr>
+              <w:t>MTU 247</w:t>
+            </w:r>
+            <w:r>
+              <w:rPr>
+                <w:rFonts w:eastAsia="Microsoft YaHei" w:hint="eastAsia"/>
+                <w:sz w:val="19"/>
+              </w:rPr>
+              <w:t>、重连、数据包解析及</w:t>
+            </w:r>
+            <w:r>
+              <w:rPr>
+                <w:rFonts w:eastAsia="Microsoft YaHei" w:hint="eastAsia"/>
+                <w:sz w:val="19"/>
+              </w:rPr>
+              <w:t xml:space="preserve"> Opus </w:t>
+            </w:r>
+            <w:r>
+              <w:rPr>
+                <w:rFonts w:eastAsia="Microsoft YaHei" w:hint="eastAsia"/>
+                <w:sz w:val="19"/>
+              </w:rPr>
+              <w:t>音频提取。</w:t>
             </w:r>
           </w:p>
         </w:tc>
@@ -3088,7 +3641,21 @@
                 <w:rFonts w:eastAsia="Microsoft YaHei" w:hint="eastAsia"/>
                 <w:sz w:val="19"/>
               </w:rPr>
-              <w:t>高置信度意图可在设备端处理，以减少付费 OpenAI 调用次数。</w:t>
+              <w:t>高置信度意图可在设备端处理，以减少付费</w:t>
+            </w:r>
+            <w:r>
+              <w:rPr>
+                <w:rFonts w:eastAsia="Microsoft YaHei" w:hint="eastAsia"/>
+                <w:sz w:val="19"/>
+              </w:rPr>
+              <w:t xml:space="preserve"> OpenAI </w:t>
+            </w:r>
+            <w:r>
+              <w:rPr>
+                <w:rFonts w:eastAsia="Microsoft YaHei" w:hint="eastAsia"/>
+                <w:sz w:val="19"/>
+              </w:rPr>
+              <w:t>调用次数。</w:t>
             </w:r>
           </w:p>
         </w:tc>
@@ -3152,7 +3719,28 @@
                 <w:rFonts w:eastAsia="Microsoft YaHei" w:hint="eastAsia"/>
                 <w:sz w:val="19"/>
               </w:rPr>
-              <w:t>HFP、BLE、物理按键、锁屏和后台运行仍需在真机上验证。</w:t>
+              <w:t>HFP</w:t>
+            </w:r>
+            <w:r>
+              <w:rPr>
+                <w:rFonts w:eastAsia="Microsoft YaHei" w:hint="eastAsia"/>
+                <w:sz w:val="19"/>
+              </w:rPr>
+              <w:t>、</w:t>
+            </w:r>
+            <w:r>
+              <w:rPr>
+                <w:rFonts w:eastAsia="Microsoft YaHei" w:hint="eastAsia"/>
+                <w:sz w:val="19"/>
+              </w:rPr>
+              <w:t>BLE</w:t>
+            </w:r>
+            <w:r>
+              <w:rPr>
+                <w:rFonts w:eastAsia="Microsoft YaHei" w:hint="eastAsia"/>
+                <w:sz w:val="19"/>
+              </w:rPr>
+              <w:t>、物理按键、锁屏和后台运行仍需在真机上验证。</w:t>
             </w:r>
           </w:p>
         </w:tc>
@@ -3193,8 +3781,13 @@
         <w:rPr>
           <w:rFonts w:ascii="Calibri" w:eastAsia="Microsoft YaHei" w:hAnsi="Calibri" w:hint="eastAsia"/>
         </w:rPr>
-        <w:lastRenderedPageBreak/>
-        <w:t>5. 历史记录、设置与学习数据</w:t>
+        <w:t xml:space="preserve">5. </w:t>
+      </w:r>
+      <w:r>
+        <w:rPr>
+          <w:rFonts w:ascii="Calibri" w:eastAsia="Microsoft YaHei" w:hAnsi="Calibri" w:hint="eastAsia"/>
+        </w:rPr>
+        <w:t>历史记录、设置与学习数据</w:t>
       </w:r>
     </w:p>
     <w:tbl>
@@ -3399,7 +3992,35 @@
                 <w:rFonts w:eastAsia="Microsoft YaHei" w:hint="eastAsia"/>
                 <w:sz w:val="19"/>
               </w:rPr>
-              <w:t>保存上下文、rule/AI 来源、ASR 模式、延迟及用户评价。</w:t>
+              <w:t>保存上下文、</w:t>
+            </w:r>
+            <w:r>
+              <w:rPr>
+                <w:rFonts w:eastAsia="Microsoft YaHei" w:hint="eastAsia"/>
+                <w:sz w:val="19"/>
+              </w:rPr>
+              <w:t xml:space="preserve">rule/AI </w:t>
+            </w:r>
+            <w:r>
+              <w:rPr>
+                <w:rFonts w:eastAsia="Microsoft YaHei" w:hint="eastAsia"/>
+                <w:sz w:val="19"/>
+              </w:rPr>
+              <w:t>来源、</w:t>
+            </w:r>
+            <w:r>
+              <w:rPr>
+                <w:rFonts w:eastAsia="Microsoft YaHei" w:hint="eastAsia"/>
+                <w:sz w:val="19"/>
+              </w:rPr>
+              <w:t xml:space="preserve">ASR </w:t>
+            </w:r>
+            <w:r>
+              <w:rPr>
+                <w:rFonts w:eastAsia="Microsoft YaHei" w:hint="eastAsia"/>
+                <w:sz w:val="19"/>
+              </w:rPr>
+              <w:t>模式、延迟及用户评价。</w:t>
             </w:r>
           </w:p>
         </w:tc>
@@ -3463,7 +4084,49 @@
                 <w:rFonts w:eastAsia="Microsoft YaHei" w:hint="eastAsia"/>
                 <w:sz w:val="19"/>
               </w:rPr>
-              <w:t>可选择麦克风来源、ASR 模式、VAD 阈值、HFP/BLE 设备及历史记录入口。</w:t>
+              <w:t>可选择麦克风来源、</w:t>
+            </w:r>
+            <w:r>
+              <w:rPr>
+                <w:rFonts w:eastAsia="Microsoft YaHei" w:hint="eastAsia"/>
+                <w:sz w:val="19"/>
+              </w:rPr>
+              <w:t xml:space="preserve">ASR </w:t>
+            </w:r>
+            <w:r>
+              <w:rPr>
+                <w:rFonts w:eastAsia="Microsoft YaHei" w:hint="eastAsia"/>
+                <w:sz w:val="19"/>
+              </w:rPr>
+              <w:t>模式、</w:t>
+            </w:r>
+            <w:r>
+              <w:rPr>
+                <w:rFonts w:eastAsia="Microsoft YaHei" w:hint="eastAsia"/>
+                <w:sz w:val="19"/>
+              </w:rPr>
+              <w:t xml:space="preserve">VAD </w:t>
+            </w:r>
+            <w:r>
+              <w:rPr>
+                <w:rFonts w:eastAsia="Microsoft YaHei" w:hint="eastAsia"/>
+                <w:sz w:val="19"/>
+              </w:rPr>
+              <w:t>阈值、</w:t>
+            </w:r>
+            <w:r>
+              <w:rPr>
+                <w:rFonts w:eastAsia="Microsoft YaHei" w:hint="eastAsia"/>
+                <w:sz w:val="19"/>
+              </w:rPr>
+              <w:t xml:space="preserve">HFP/BLE </w:t>
+            </w:r>
+            <w:r>
+              <w:rPr>
+                <w:rFonts w:eastAsia="Microsoft YaHei" w:hint="eastAsia"/>
+                <w:sz w:val="19"/>
+              </w:rPr>
+              <w:t>设备及历史记录入口。</w:t>
             </w:r>
           </w:p>
         </w:tc>
@@ -3591,7 +4254,21 @@
                 <w:rFonts w:eastAsia="Microsoft YaHei" w:hint="eastAsia"/>
                 <w:sz w:val="19"/>
               </w:rPr>
-              <w:t>内容分为 5 个年龄组。</w:t>
+              <w:t>内容分为</w:t>
+            </w:r>
+            <w:r>
+              <w:rPr>
+                <w:rFonts w:eastAsia="Microsoft YaHei" w:hint="eastAsia"/>
+                <w:sz w:val="19"/>
+              </w:rPr>
+              <w:t xml:space="preserve"> 5 </w:t>
+            </w:r>
+            <w:r>
+              <w:rPr>
+                <w:rFonts w:eastAsia="Microsoft YaHei" w:hint="eastAsia"/>
+                <w:sz w:val="19"/>
+              </w:rPr>
+              <w:t>个年龄组。</w:t>
             </w:r>
           </w:p>
         </w:tc>
@@ -3655,7 +4332,21 @@
                 <w:rFonts w:eastAsia="Microsoft YaHei" w:hint="eastAsia"/>
                 <w:sz w:val="19"/>
               </w:rPr>
-              <w:t>包含 50 个学习主题及相应配图。</w:t>
+              <w:t>包含</w:t>
+            </w:r>
+            <w:r>
+              <w:rPr>
+                <w:rFonts w:eastAsia="Microsoft YaHei" w:hint="eastAsia"/>
+                <w:sz w:val="19"/>
+              </w:rPr>
+              <w:t xml:space="preserve"> 50 </w:t>
+            </w:r>
+            <w:r>
+              <w:rPr>
+                <w:rFonts w:eastAsia="Microsoft YaHei" w:hint="eastAsia"/>
+                <w:sz w:val="19"/>
+              </w:rPr>
+              <w:t>个学习主题及相应配图。</w:t>
             </w:r>
           </w:p>
         </w:tc>
@@ -3719,7 +4410,35 @@
                 <w:rFonts w:eastAsia="Microsoft YaHei" w:hint="eastAsia"/>
                 <w:sz w:val="19"/>
               </w:rPr>
-              <w:t>包含 101 节课程和 11 首歌曲。</w:t>
+              <w:t>包含</w:t>
+            </w:r>
+            <w:r>
+              <w:rPr>
+                <w:rFonts w:eastAsia="Microsoft YaHei" w:hint="eastAsia"/>
+                <w:sz w:val="19"/>
+              </w:rPr>
+              <w:t xml:space="preserve"> 101 </w:t>
+            </w:r>
+            <w:r>
+              <w:rPr>
+                <w:rFonts w:eastAsia="Microsoft YaHei" w:hint="eastAsia"/>
+                <w:sz w:val="19"/>
+              </w:rPr>
+              <w:t>节课程和</w:t>
+            </w:r>
+            <w:r>
+              <w:rPr>
+                <w:rFonts w:eastAsia="Microsoft YaHei" w:hint="eastAsia"/>
+                <w:sz w:val="19"/>
+              </w:rPr>
+              <w:t xml:space="preserve"> 11 </w:t>
+            </w:r>
+            <w:r>
+              <w:rPr>
+                <w:rFonts w:eastAsia="Microsoft YaHei" w:hint="eastAsia"/>
+                <w:sz w:val="19"/>
+              </w:rPr>
+              <w:t>首歌曲。</w:t>
             </w:r>
           </w:p>
         </w:tc>
@@ -3783,7 +4502,21 @@
                 <w:rFonts w:eastAsia="Microsoft YaHei" w:hint="eastAsia"/>
                 <w:sz w:val="19"/>
               </w:rPr>
-              <w:t>课程和歌曲中共约 713 个句子。</w:t>
+              <w:t>课程和歌曲中共约</w:t>
+            </w:r>
+            <w:r>
+              <w:rPr>
+                <w:rFonts w:eastAsia="Microsoft YaHei" w:hint="eastAsia"/>
+                <w:sz w:val="19"/>
+              </w:rPr>
+              <w:t xml:space="preserve"> 713 </w:t>
+            </w:r>
+            <w:r>
+              <w:rPr>
+                <w:rFonts w:eastAsia="Microsoft YaHei" w:hint="eastAsia"/>
+                <w:sz w:val="19"/>
+              </w:rPr>
+              <w:t>个句子。</w:t>
             </w:r>
           </w:p>
         </w:tc>
@@ -3847,7 +4580,28 @@
                 <w:rFonts w:eastAsia="Microsoft YaHei" w:hint="eastAsia"/>
                 <w:sz w:val="19"/>
               </w:rPr>
-              <w:t>101 节课程中已有 96 节配备介绍音频。</w:t>
+              <w:t xml:space="preserve">101 </w:t>
+            </w:r>
+            <w:r>
+              <w:rPr>
+                <w:rFonts w:eastAsia="Microsoft YaHei" w:hint="eastAsia"/>
+                <w:sz w:val="19"/>
+              </w:rPr>
+              <w:t>节课程中已有</w:t>
+            </w:r>
+            <w:r>
+              <w:rPr>
+                <w:rFonts w:eastAsia="Microsoft YaHei" w:hint="eastAsia"/>
+                <w:sz w:val="19"/>
+              </w:rPr>
+              <w:t xml:space="preserve"> 96 </w:t>
+            </w:r>
+            <w:r>
+              <w:rPr>
+                <w:rFonts w:eastAsia="Microsoft YaHei" w:hint="eastAsia"/>
+                <w:sz w:val="19"/>
+              </w:rPr>
+              <w:t>节配备介绍音频。</w:t>
             </w:r>
           </w:p>
         </w:tc>
@@ -3911,7 +4665,42 @@
                 <w:rFonts w:eastAsia="Microsoft YaHei" w:hint="eastAsia"/>
                 <w:sz w:val="19"/>
               </w:rPr>
-              <w:t>713 个句子中有 574 个具备英语和越南语音频 URL。</w:t>
+              <w:t xml:space="preserve">713 </w:t>
+            </w:r>
+            <w:r>
+              <w:rPr>
+                <w:rFonts w:eastAsia="Microsoft YaHei" w:hint="eastAsia"/>
+                <w:sz w:val="19"/>
+              </w:rPr>
+              <w:t>个句子中有</w:t>
+            </w:r>
+            <w:r>
+              <w:rPr>
+                <w:rFonts w:eastAsia="Microsoft YaHei" w:hint="eastAsia"/>
+                <w:sz w:val="19"/>
+              </w:rPr>
+              <w:t xml:space="preserve"> 574 </w:t>
+            </w:r>
+            <w:r>
+              <w:rPr>
+                <w:rFonts w:eastAsia="Microsoft YaHei" w:hint="eastAsia"/>
+                <w:sz w:val="19"/>
+              </w:rPr>
+              <w:t>个具备英语和越南语音频</w:t>
+            </w:r>
+            <w:r>
+              <w:rPr>
+                <w:rFonts w:eastAsia="Microsoft YaHei" w:hint="eastAsia"/>
+                <w:sz w:val="19"/>
+              </w:rPr>
+              <w:t xml:space="preserve"> URL</w:t>
+            </w:r>
+            <w:r>
+              <w:rPr>
+                <w:rFonts w:eastAsia="Microsoft YaHei" w:hint="eastAsia"/>
+                <w:sz w:val="19"/>
+              </w:rPr>
+              <w:t>。</w:t>
             </w:r>
           </w:p>
         </w:tc>
@@ -3933,7 +4722,16 @@
                 <w:color w:val="7A5A00"/>
                 <w:sz w:val="18"/>
               </w:rPr>
-              <w:t>尚未达到 100%</w:t>
+              <w:t>尚未达到</w:t>
+            </w:r>
+            <w:r>
+              <w:rPr>
+                <w:rFonts w:eastAsia="Microsoft YaHei" w:hint="eastAsia"/>
+                <w:b/>
+                <w:color w:val="7A5A00"/>
+                <w:sz w:val="18"/>
+              </w:rPr>
+              <w:t xml:space="preserve"> 100%</w:t>
             </w:r>
           </w:p>
         </w:tc>
@@ -3975,7 +4773,49 @@
                 <w:rFonts w:eastAsia="Microsoft YaHei" w:hint="eastAsia"/>
                 <w:sz w:val="19"/>
               </w:rPr>
-              <w:t>应用 assets 中包含 212 个指导音频或歌曲 MP3 文件。</w:t>
+              <w:t>应用</w:t>
+            </w:r>
+            <w:r>
+              <w:rPr>
+                <w:rFonts w:eastAsia="Microsoft YaHei" w:hint="eastAsia"/>
+                <w:sz w:val="19"/>
+              </w:rPr>
+              <w:t xml:space="preserve"> assets </w:t>
+            </w:r>
+            <w:r>
+              <w:rPr>
+                <w:rFonts w:eastAsia="Microsoft YaHei" w:hint="eastAsia"/>
+                <w:sz w:val="19"/>
+              </w:rPr>
+              <w:t>中包含</w:t>
+            </w:r>
+            <w:r>
+              <w:rPr>
+                <w:rFonts w:eastAsia="Microsoft YaHei" w:hint="eastAsia"/>
+                <w:sz w:val="19"/>
+              </w:rPr>
+              <w:t xml:space="preserve"> 212 </w:t>
+            </w:r>
+            <w:r>
+              <w:rPr>
+                <w:rFonts w:eastAsia="Microsoft YaHei" w:hint="eastAsia"/>
+                <w:sz w:val="19"/>
+              </w:rPr>
+              <w:t>个指导音频或歌曲</w:t>
+            </w:r>
+            <w:r>
+              <w:rPr>
+                <w:rFonts w:eastAsia="Microsoft YaHei" w:hint="eastAsia"/>
+                <w:sz w:val="19"/>
+              </w:rPr>
+              <w:t xml:space="preserve"> MP3 </w:t>
+            </w:r>
+            <w:r>
+              <w:rPr>
+                <w:rFonts w:eastAsia="Microsoft YaHei" w:hint="eastAsia"/>
+                <w:sz w:val="19"/>
+              </w:rPr>
+              <w:t>文件。</w:t>
             </w:r>
           </w:p>
         </w:tc>
@@ -4167,7 +5007,21 @@
                 <w:rFonts w:eastAsia="Microsoft YaHei" w:hint="eastAsia"/>
                 <w:sz w:val="19"/>
               </w:rPr>
-              <w:t>约每 5 秒提醒一次，共提醒两次；之后提供跳过按钮，但不会自动跳过。</w:t>
+              <w:t>约每</w:t>
+            </w:r>
+            <w:r>
+              <w:rPr>
+                <w:rFonts w:eastAsia="Microsoft YaHei" w:hint="eastAsia"/>
+                <w:sz w:val="19"/>
+              </w:rPr>
+              <w:t xml:space="preserve"> 5 </w:t>
+            </w:r>
+            <w:r>
+              <w:rPr>
+                <w:rFonts w:eastAsia="Microsoft YaHei" w:hint="eastAsia"/>
+                <w:sz w:val="19"/>
+              </w:rPr>
+              <w:t>秒提醒一次，共提醒两次；之后提供跳过按钮，但不会自动跳过。</w:t>
             </w:r>
           </w:p>
         </w:tc>
@@ -4294,7 +5148,21 @@
                 <w:rFonts w:eastAsia="Microsoft YaHei" w:hint="eastAsia"/>
                 <w:sz w:val="19"/>
               </w:rPr>
-              <w:t>提供按时间同步的歌词和歌曲进度，并针对适合的年龄组在约 3 秒后自动开始。</w:t>
+              <w:t>提供按时间同步的歌词和歌曲进度，并针对适合的年龄组在约</w:t>
+            </w:r>
+            <w:r>
+              <w:rPr>
+                <w:rFonts w:eastAsia="Microsoft YaHei" w:hint="eastAsia"/>
+                <w:sz w:val="19"/>
+              </w:rPr>
+              <w:t xml:space="preserve"> 3 </w:t>
+            </w:r>
+            <w:r>
+              <w:rPr>
+                <w:rFonts w:eastAsia="Microsoft YaHei" w:hint="eastAsia"/>
+                <w:sz w:val="19"/>
+              </w:rPr>
+              <w:t>秒后自动开始。</w:t>
             </w:r>
           </w:p>
         </w:tc>
@@ -4358,7 +5226,21 @@
                 <w:rFonts w:eastAsia="Microsoft YaHei" w:hint="eastAsia"/>
                 <w:sz w:val="19"/>
               </w:rPr>
-              <w:t>在原生端或 Web localStorage 中保存已学课程、已跳过句子及元数据。</w:t>
+              <w:t>在原生端或</w:t>
+            </w:r>
+            <w:r>
+              <w:rPr>
+                <w:rFonts w:eastAsia="Microsoft YaHei" w:hint="eastAsia"/>
+                <w:sz w:val="19"/>
+              </w:rPr>
+              <w:t xml:space="preserve"> Web localStorage </w:t>
+            </w:r>
+            <w:r>
+              <w:rPr>
+                <w:rFonts w:eastAsia="Microsoft YaHei" w:hint="eastAsia"/>
+                <w:sz w:val="19"/>
+              </w:rPr>
+              <w:t>中保存已学课程、已跳过句子及元数据。</w:t>
             </w:r>
           </w:p>
         </w:tc>
@@ -4399,7 +5281,14 @@
         <w:rPr>
           <w:rFonts w:ascii="Calibri" w:eastAsia="Microsoft YaHei" w:hAnsi="Calibri" w:hint="eastAsia"/>
         </w:rPr>
-        <w:t>6. 设计与无障碍支持</w:t>
+        <w:lastRenderedPageBreak/>
+        <w:t xml:space="preserve">6. </w:t>
+      </w:r>
+      <w:r>
+        <w:rPr>
+          <w:rFonts w:ascii="Calibri" w:eastAsia="Microsoft YaHei" w:hAnsi="Calibri" w:hint="eastAsia"/>
+        </w:rPr>
+        <w:t>设计与无障碍支持</w:t>
       </w:r>
     </w:p>
     <w:tbl>
@@ -4540,7 +5429,35 @@
                 <w:rFonts w:eastAsia="Microsoft YaHei" w:hint="eastAsia"/>
                 <w:sz w:val="19"/>
               </w:rPr>
-              <w:t>采用机器人吉祥物、Roboto 字体、靛蓝/薰衣草色，以及绿色、红色、橙色状态色。</w:t>
+              <w:t>采用机器人吉祥物、</w:t>
+            </w:r>
+            <w:r>
+              <w:rPr>
+                <w:rFonts w:eastAsia="Microsoft YaHei" w:hint="eastAsia"/>
+                <w:sz w:val="19"/>
+              </w:rPr>
+              <w:t xml:space="preserve">Roboto </w:t>
+            </w:r>
+            <w:r>
+              <w:rPr>
+                <w:rFonts w:eastAsia="Microsoft YaHei" w:hint="eastAsia"/>
+                <w:sz w:val="19"/>
+              </w:rPr>
+              <w:t>字体、靛蓝</w:t>
+            </w:r>
+            <w:r>
+              <w:rPr>
+                <w:rFonts w:eastAsia="Microsoft YaHei" w:hint="eastAsia"/>
+                <w:sz w:val="19"/>
+              </w:rPr>
+              <w:t>/</w:t>
+            </w:r>
+            <w:r>
+              <w:rPr>
+                <w:rFonts w:eastAsia="Microsoft YaHei" w:hint="eastAsia"/>
+                <w:sz w:val="19"/>
+              </w:rPr>
+              <w:t>薰衣草色，以及绿色、红色、橙色状态色。</w:t>
             </w:r>
           </w:p>
         </w:tc>
@@ -4796,7 +5713,35 @@
                 <w:rFonts w:eastAsia="Microsoft YaHei" w:hint="eastAsia"/>
                 <w:sz w:val="19"/>
               </w:rPr>
-              <w:t>包含 50 个主题图片、课程介绍图片和卡拉 OK 界面素材。</w:t>
+              <w:t>包含</w:t>
+            </w:r>
+            <w:r>
+              <w:rPr>
+                <w:rFonts w:eastAsia="Microsoft YaHei" w:hint="eastAsia"/>
+                <w:sz w:val="19"/>
+              </w:rPr>
+              <w:t xml:space="preserve"> 50 </w:t>
+            </w:r>
+            <w:r>
+              <w:rPr>
+                <w:rFonts w:eastAsia="Microsoft YaHei" w:hint="eastAsia"/>
+                <w:sz w:val="19"/>
+              </w:rPr>
+              <w:t>个主题图片、课程介绍图片和卡拉</w:t>
+            </w:r>
+            <w:r>
+              <w:rPr>
+                <w:rFonts w:eastAsia="Microsoft YaHei" w:hint="eastAsia"/>
+                <w:sz w:val="19"/>
+              </w:rPr>
+              <w:t xml:space="preserve"> OK </w:t>
+            </w:r>
+            <w:r>
+              <w:rPr>
+                <w:rFonts w:eastAsia="Microsoft YaHei" w:hint="eastAsia"/>
+                <w:sz w:val="19"/>
+              </w:rPr>
+              <w:t>界面素材。</w:t>
             </w:r>
           </w:p>
         </w:tc>
@@ -4860,7 +5805,21 @@
                 <w:rFonts w:eastAsia="Microsoft YaHei" w:hint="eastAsia"/>
                 <w:sz w:val="19"/>
               </w:rPr>
-              <w:t>已在文字放大 200% 的情况下测试界面。</w:t>
+              <w:t>已在文字放大</w:t>
+            </w:r>
+            <w:r>
+              <w:rPr>
+                <w:rFonts w:eastAsia="Microsoft YaHei" w:hint="eastAsia"/>
+                <w:sz w:val="19"/>
+              </w:rPr>
+              <w:t xml:space="preserve"> 200% </w:t>
+            </w:r>
+            <w:r>
+              <w:rPr>
+                <w:rFonts w:eastAsia="Microsoft YaHei" w:hint="eastAsia"/>
+                <w:sz w:val="19"/>
+              </w:rPr>
+              <w:t>的情况下测试界面。</w:t>
             </w:r>
           </w:p>
         </w:tc>
@@ -5051,7 +6010,63 @@
                 <w:rFonts w:eastAsia="Microsoft YaHei" w:hint="eastAsia"/>
                 <w:sz w:val="19"/>
               </w:rPr>
-              <w:t>已有 12 张界面基准图，覆盖 390x844、426x923 和 450x1025。</w:t>
+              <w:t>已有</w:t>
+            </w:r>
+            <w:r>
+              <w:rPr>
+                <w:rFonts w:eastAsia="Microsoft YaHei" w:hint="eastAsia"/>
+                <w:sz w:val="19"/>
+              </w:rPr>
+              <w:t xml:space="preserve"> 12 </w:t>
+            </w:r>
+            <w:r>
+              <w:rPr>
+                <w:rFonts w:eastAsia="Microsoft YaHei" w:hint="eastAsia"/>
+                <w:sz w:val="19"/>
+              </w:rPr>
+              <w:t>张界面基准图，覆盖</w:t>
+            </w:r>
+            <w:r>
+              <w:rPr>
+                <w:rFonts w:eastAsia="Microsoft YaHei" w:hint="eastAsia"/>
+                <w:sz w:val="19"/>
+              </w:rPr>
+              <w:t xml:space="preserve"> 390x844</w:t>
+            </w:r>
+            <w:r>
+              <w:rPr>
+                <w:rFonts w:eastAsia="Microsoft YaHei" w:hint="eastAsia"/>
+                <w:sz w:val="19"/>
+              </w:rPr>
+              <w:t>、</w:t>
+            </w:r>
+            <w:r>
+              <w:rPr>
+                <w:rFonts w:eastAsia="Microsoft YaHei" w:hint="eastAsia"/>
+                <w:sz w:val="19"/>
+              </w:rPr>
+              <w:t xml:space="preserve">426x923 </w:t>
+            </w:r>
+            <w:r>
+              <w:rPr>
+                <w:rFonts w:eastAsia="Microsoft YaHei" w:hint="eastAsia"/>
+                <w:sz w:val="19"/>
+              </w:rPr>
+              <w:t>和</w:t>
+            </w:r>
+            <w:r>
+              <w:rPr>
+                <w:rFonts w:eastAsia="Microsoft YaHei" w:hint="eastAsia"/>
+                <w:sz w:val="19"/>
+              </w:rPr>
+              <w:t xml:space="preserve"> 450x1025</w:t>
+            </w:r>
+            <w:r>
+              <w:rPr>
+                <w:rFonts w:eastAsia="Microsoft YaHei" w:hint="eastAsia"/>
+                <w:sz w:val="19"/>
+              </w:rPr>
+              <w:t>。</w:t>
             </w:r>
           </w:p>
         </w:tc>
@@ -5092,8 +6107,37 @@
         <w:rPr>
           <w:rFonts w:ascii="Calibri" w:eastAsia="Microsoft YaHei" w:hAnsi="Calibri" w:hint="eastAsia"/>
         </w:rPr>
-        <w:lastRenderedPageBreak/>
-        <w:t>7. Web、APK、iOS 与更新机制</w:t>
+        <w:t>7. Web</w:t>
+      </w:r>
+      <w:r>
+        <w:rPr>
+          <w:rFonts w:ascii="Calibri" w:eastAsia="Microsoft YaHei" w:hAnsi="Calibri" w:hint="eastAsia"/>
+        </w:rPr>
+        <w:t>、</w:t>
+      </w:r>
+      <w:r>
+        <w:rPr>
+          <w:rFonts w:ascii="Calibri" w:eastAsia="Microsoft YaHei" w:hAnsi="Calibri" w:hint="eastAsia"/>
+        </w:rPr>
+        <w:t>APK</w:t>
+      </w:r>
+      <w:r>
+        <w:rPr>
+          <w:rFonts w:ascii="Calibri" w:eastAsia="Microsoft YaHei" w:hAnsi="Calibri" w:hint="eastAsia"/>
+        </w:rPr>
+        <w:t>、</w:t>
+      </w:r>
+      <w:r>
+        <w:rPr>
+          <w:rFonts w:ascii="Calibri" w:eastAsia="Microsoft YaHei" w:hAnsi="Calibri" w:hint="eastAsia"/>
+        </w:rPr>
+        <w:t xml:space="preserve">iOS </w:t>
+      </w:r>
+      <w:r>
+        <w:rPr>
+          <w:rFonts w:ascii="Calibri" w:eastAsia="Microsoft YaHei" w:hAnsi="Calibri" w:hint="eastAsia"/>
+        </w:rPr>
+        <w:t>与更新机制</w:t>
       </w:r>
     </w:p>
     <w:tbl>
@@ -5233,7 +6277,35 @@
                 <w:rFonts w:eastAsia="Microsoft YaHei" w:hint="eastAsia"/>
                 <w:sz w:val="19"/>
               </w:rPr>
-              <w:t>已具备 manifest、图标、添加到 iPhone 主屏幕及浏览器数据保存功能。</w:t>
+              <w:t>已具备</w:t>
+            </w:r>
+            <w:r>
+              <w:rPr>
+                <w:rFonts w:eastAsia="Microsoft YaHei" w:hint="eastAsia"/>
+                <w:sz w:val="19"/>
+              </w:rPr>
+              <w:t xml:space="preserve"> manifest</w:t>
+            </w:r>
+            <w:r>
+              <w:rPr>
+                <w:rFonts w:eastAsia="Microsoft YaHei" w:hint="eastAsia"/>
+                <w:sz w:val="19"/>
+              </w:rPr>
+              <w:t>、图标、添加到</w:t>
+            </w:r>
+            <w:r>
+              <w:rPr>
+                <w:rFonts w:eastAsia="Microsoft YaHei" w:hint="eastAsia"/>
+                <w:sz w:val="19"/>
+              </w:rPr>
+              <w:t xml:space="preserve"> iPhone </w:t>
+            </w:r>
+            <w:r>
+              <w:rPr>
+                <w:rFonts w:eastAsia="Microsoft YaHei" w:hint="eastAsia"/>
+                <w:sz w:val="19"/>
+              </w:rPr>
+              <w:t>主屏幕及浏览器数据保存功能。</w:t>
             </w:r>
           </w:p>
         </w:tc>
@@ -5279,7 +6351,15 @@
                 <w:b/>
                 <w:sz w:val="19"/>
               </w:rPr>
-              <w:t>Web 更新</w:t>
+              <w:t xml:space="preserve">Web </w:t>
+            </w:r>
+            <w:r>
+              <w:rPr>
+                <w:rFonts w:eastAsia="Microsoft YaHei" w:hint="eastAsia"/>
+                <w:b/>
+                <w:sz w:val="19"/>
+              </w:rPr>
+              <w:t>更新</w:t>
             </w:r>
           </w:p>
         </w:tc>
@@ -5297,7 +6377,21 @@
                 <w:rFonts w:eastAsia="Microsoft YaHei" w:hint="eastAsia"/>
                 <w:sz w:val="19"/>
               </w:rPr>
-              <w:t>在打开应用、返回应用及定时周期内检查 version.json；显示更新横幅并重新加载新版本。</w:t>
+              <w:t>在打开应用、返回应用及定时周期内检查</w:t>
+            </w:r>
+            <w:r>
+              <w:rPr>
+                <w:rFonts w:eastAsia="Microsoft YaHei" w:hint="eastAsia"/>
+                <w:sz w:val="19"/>
+              </w:rPr>
+              <w:t xml:space="preserve"> version.json</w:t>
+            </w:r>
+            <w:r>
+              <w:rPr>
+                <w:rFonts w:eastAsia="Microsoft YaHei" w:hint="eastAsia"/>
+                <w:sz w:val="19"/>
+              </w:rPr>
+              <w:t>；显示更新横幅并重新加载新版本。</w:t>
             </w:r>
           </w:p>
         </w:tc>
@@ -5360,7 +6454,35 @@
                 <w:rFonts w:eastAsia="Microsoft YaHei" w:hint="eastAsia"/>
                 <w:sz w:val="19"/>
               </w:rPr>
-              <w:t>包名为 com.innotrik.aispeaking，支持 Android 7 及以上版本，并已配置应用图标。</w:t>
+              <w:t>包名为</w:t>
+            </w:r>
+            <w:r>
+              <w:rPr>
+                <w:rFonts w:eastAsia="Microsoft YaHei" w:hint="eastAsia"/>
+                <w:sz w:val="19"/>
+              </w:rPr>
+              <w:t xml:space="preserve"> com.innotrik.aispeaking</w:t>
+            </w:r>
+            <w:r>
+              <w:rPr>
+                <w:rFonts w:eastAsia="Microsoft YaHei" w:hint="eastAsia"/>
+                <w:sz w:val="19"/>
+              </w:rPr>
+              <w:t>，支持</w:t>
+            </w:r>
+            <w:r>
+              <w:rPr>
+                <w:rFonts w:eastAsia="Microsoft YaHei" w:hint="eastAsia"/>
+                <w:sz w:val="19"/>
+              </w:rPr>
+              <w:t xml:space="preserve"> Android 7 </w:t>
+            </w:r>
+            <w:r>
+              <w:rPr>
+                <w:rFonts w:eastAsia="Microsoft YaHei" w:hint="eastAsia"/>
+                <w:sz w:val="19"/>
+              </w:rPr>
+              <w:t>及以上版本，并已配置应用图标。</w:t>
             </w:r>
           </w:p>
         </w:tc>
@@ -5424,7 +6546,49 @@
                 <w:rFonts w:eastAsia="Microsoft YaHei" w:hint="eastAsia"/>
                 <w:sz w:val="19"/>
               </w:rPr>
-              <w:t>当前版本为 1.0.3+5；正式版 APK 约 78.5 MB。</w:t>
+              <w:t>当前版本为</w:t>
+            </w:r>
+            <w:r>
+              <w:rPr>
+                <w:rFonts w:eastAsia="Microsoft YaHei" w:hint="eastAsia"/>
+                <w:sz w:val="19"/>
+              </w:rPr>
+              <w:t xml:space="preserve"> 1.0.3+5</w:t>
+            </w:r>
+            <w:r>
+              <w:rPr>
+                <w:rFonts w:eastAsia="Microsoft YaHei" w:hint="eastAsia"/>
+                <w:sz w:val="19"/>
+              </w:rPr>
+              <w:t>；正式版</w:t>
+            </w:r>
+            <w:r>
+              <w:rPr>
+                <w:rFonts w:eastAsia="Microsoft YaHei" w:hint="eastAsia"/>
+                <w:sz w:val="19"/>
+              </w:rPr>
+              <w:t xml:space="preserve"> APK </w:t>
+            </w:r>
+            <w:r>
+              <w:rPr>
+                <w:rFonts w:eastAsia="Microsoft YaHei" w:hint="eastAsia"/>
+                <w:sz w:val="19"/>
+              </w:rPr>
+              <w:t>约</w:t>
+            </w:r>
+            <w:r>
+              <w:rPr>
+                <w:rFonts w:eastAsia="Microsoft YaHei" w:hint="eastAsia"/>
+                <w:sz w:val="19"/>
+              </w:rPr>
+              <w:t xml:space="preserve"> 78.5 MB</w:t>
+            </w:r>
+            <w:r>
+              <w:rPr>
+                <w:rFonts w:eastAsia="Microsoft YaHei" w:hint="eastAsia"/>
+                <w:sz w:val="19"/>
+              </w:rPr>
+              <w:t>。</w:t>
             </w:r>
           </w:p>
         </w:tc>
@@ -5470,7 +6634,31 @@
                 <w:b/>
                 <w:sz w:val="19"/>
               </w:rPr>
-              <w:t>按 ABI 拆分 APK</w:t>
+              <w:t>按</w:t>
+            </w:r>
+            <w:r>
+              <w:rPr>
+                <w:rFonts w:eastAsia="Microsoft YaHei" w:hint="eastAsia"/>
+                <w:b/>
+                <w:sz w:val="19"/>
+              </w:rPr>
+              <w:t xml:space="preserve"> ABI </w:t>
+            </w:r>
+            <w:r>
+              <w:rPr>
+                <w:rFonts w:eastAsia="Microsoft YaHei" w:hint="eastAsia"/>
+                <w:b/>
+                <w:sz w:val="19"/>
+              </w:rPr>
+              <w:t>拆分</w:t>
+            </w:r>
+            <w:r>
+              <w:rPr>
+                <w:rFonts w:eastAsia="Microsoft YaHei" w:hint="eastAsia"/>
+                <w:b/>
+                <w:sz w:val="19"/>
+              </w:rPr>
+              <w:t xml:space="preserve"> APK</w:t>
             </w:r>
           </w:p>
         </w:tc>
@@ -5488,7 +6676,49 @@
                 <w:rFonts w:eastAsia="Microsoft YaHei" w:hint="eastAsia"/>
                 <w:sz w:val="19"/>
               </w:rPr>
-              <w:t>支持分别构建 ARM64、armeabi-v7a 和 x86_64，以按架构减小安装包体积。</w:t>
+              <w:t>支持分别构建</w:t>
+            </w:r>
+            <w:r>
+              <w:rPr>
+                <w:rFonts w:eastAsia="Microsoft YaHei" w:hint="eastAsia"/>
+                <w:sz w:val="19"/>
+              </w:rPr>
+              <w:t xml:space="preserve"> ARM64</w:t>
+            </w:r>
+            <w:r>
+              <w:rPr>
+                <w:rFonts w:eastAsia="Microsoft YaHei" w:hint="eastAsia"/>
+                <w:sz w:val="19"/>
+              </w:rPr>
+              <w:t>、</w:t>
+            </w:r>
+            <w:r>
+              <w:rPr>
+                <w:rFonts w:eastAsia="Microsoft YaHei" w:hint="eastAsia"/>
+                <w:sz w:val="19"/>
+              </w:rPr>
+              <w:t xml:space="preserve">armeabi-v7a </w:t>
+            </w:r>
+            <w:r>
+              <w:rPr>
+                <w:rFonts w:eastAsia="Microsoft YaHei" w:hint="eastAsia"/>
+                <w:sz w:val="19"/>
+              </w:rPr>
+              <w:t>和</w:t>
+            </w:r>
+            <w:r>
+              <w:rPr>
+                <w:rFonts w:eastAsia="Microsoft YaHei" w:hint="eastAsia"/>
+                <w:sz w:val="19"/>
+              </w:rPr>
+              <w:t xml:space="preserve"> x86_64</w:t>
+            </w:r>
+            <w:r>
+              <w:rPr>
+                <w:rFonts w:eastAsia="Microsoft YaHei" w:hint="eastAsia"/>
+                <w:sz w:val="19"/>
+              </w:rPr>
+              <w:t>，以按架构减小安装包体积。</w:t>
             </w:r>
           </w:p>
         </w:tc>
@@ -5534,7 +6764,15 @@
                 <w:b/>
                 <w:sz w:val="19"/>
               </w:rPr>
-              <w:t>Android 更新</w:t>
+              <w:t xml:space="preserve">Android </w:t>
+            </w:r>
+            <w:r>
+              <w:rPr>
+                <w:rFonts w:eastAsia="Microsoft YaHei" w:hint="eastAsia"/>
+                <w:b/>
+                <w:sz w:val="19"/>
+              </w:rPr>
+              <w:t>更新</w:t>
             </w:r>
           </w:p>
         </w:tc>
@@ -5552,7 +6790,35 @@
                 <w:rFonts w:eastAsia="Microsoft YaHei" w:hint="eastAsia"/>
                 <w:sz w:val="19"/>
               </w:rPr>
-              <w:t>应用调用版本 API，可阻止过旧版本并打开新版 APK 下载页面。</w:t>
+              <w:t>应用调用版本</w:t>
+            </w:r>
+            <w:r>
+              <w:rPr>
+                <w:rFonts w:eastAsia="Microsoft YaHei" w:hint="eastAsia"/>
+                <w:sz w:val="19"/>
+              </w:rPr>
+              <w:t xml:space="preserve"> API</w:t>
+            </w:r>
+            <w:r>
+              <w:rPr>
+                <w:rFonts w:eastAsia="Microsoft YaHei" w:hint="eastAsia"/>
+                <w:sz w:val="19"/>
+              </w:rPr>
+              <w:t>，可阻止过旧版本并打开新版</w:t>
+            </w:r>
+            <w:r>
+              <w:rPr>
+                <w:rFonts w:eastAsia="Microsoft YaHei" w:hint="eastAsia"/>
+                <w:sz w:val="19"/>
+              </w:rPr>
+              <w:t xml:space="preserve"> APK </w:t>
+            </w:r>
+            <w:r>
+              <w:rPr>
+                <w:rFonts w:eastAsia="Microsoft YaHei" w:hint="eastAsia"/>
+                <w:sz w:val="19"/>
+              </w:rPr>
+              <w:t>下载页面。</w:t>
             </w:r>
           </w:p>
         </w:tc>
@@ -5598,7 +6864,15 @@
                 <w:b/>
                 <w:sz w:val="19"/>
               </w:rPr>
-              <w:t>APK 下载页</w:t>
+              <w:t xml:space="preserve">APK </w:t>
+            </w:r>
+            <w:r>
+              <w:rPr>
+                <w:rFonts w:eastAsia="Microsoft YaHei" w:hint="eastAsia"/>
+                <w:b/>
+                <w:sz w:val="19"/>
+              </w:rPr>
+              <w:t>下载页</w:t>
             </w:r>
           </w:p>
         </w:tc>
@@ -5616,7 +6890,35 @@
                 <w:rFonts w:eastAsia="Microsoft YaHei" w:hint="eastAsia"/>
                 <w:sz w:val="19"/>
               </w:rPr>
-              <w:t>最新版 APK 通过 Cloudflare R2 链接分发。</w:t>
+              <w:t>最新版</w:t>
+            </w:r>
+            <w:r>
+              <w:rPr>
+                <w:rFonts w:eastAsia="Microsoft YaHei" w:hint="eastAsia"/>
+                <w:sz w:val="19"/>
+              </w:rPr>
+              <w:t xml:space="preserve"> APK </w:t>
+            </w:r>
+            <w:r>
+              <w:rPr>
+                <w:rFonts w:eastAsia="Microsoft YaHei" w:hint="eastAsia"/>
+                <w:sz w:val="19"/>
+              </w:rPr>
+              <w:t>通过</w:t>
+            </w:r>
+            <w:r>
+              <w:rPr>
+                <w:rFonts w:eastAsia="Microsoft YaHei" w:hint="eastAsia"/>
+                <w:sz w:val="19"/>
+              </w:rPr>
+              <w:t xml:space="preserve"> Cloudflare R2 </w:t>
+            </w:r>
+            <w:r>
+              <w:rPr>
+                <w:rFonts w:eastAsia="Microsoft YaHei" w:hint="eastAsia"/>
+                <w:sz w:val="19"/>
+              </w:rPr>
+              <w:t>链接分发。</w:t>
             </w:r>
           </w:p>
         </w:tc>
@@ -5680,7 +6982,35 @@
                 <w:rFonts w:eastAsia="Microsoft YaHei" w:hint="eastAsia"/>
                 <w:sz w:val="19"/>
               </w:rPr>
-              <w:t>存在 key.properties 时使用生产 keystore；缺失时会回退到调试签名。</w:t>
+              <w:t>存在</w:t>
+            </w:r>
+            <w:r>
+              <w:rPr>
+                <w:rFonts w:eastAsia="Microsoft YaHei" w:hint="eastAsia"/>
+                <w:sz w:val="19"/>
+              </w:rPr>
+              <w:t xml:space="preserve"> key.properties </w:t>
+            </w:r>
+            <w:r>
+              <w:rPr>
+                <w:rFonts w:eastAsia="Microsoft YaHei" w:hint="eastAsia"/>
+                <w:sz w:val="19"/>
+              </w:rPr>
+              <w:t>时使用生产</w:t>
+            </w:r>
+            <w:r>
+              <w:rPr>
+                <w:rFonts w:eastAsia="Microsoft YaHei" w:hint="eastAsia"/>
+                <w:sz w:val="19"/>
+              </w:rPr>
+              <w:t xml:space="preserve"> keystore</w:t>
+            </w:r>
+            <w:r>
+              <w:rPr>
+                <w:rFonts w:eastAsia="Microsoft YaHei" w:hint="eastAsia"/>
+                <w:sz w:val="19"/>
+              </w:rPr>
+              <w:t>；缺失时会回退到调试签名。</w:t>
             </w:r>
           </w:p>
         </w:tc>
@@ -5702,7 +7032,16 @@
                 <w:color w:val="7A5A00"/>
                 <w:sz w:val="18"/>
               </w:rPr>
-              <w:t>需要正式 keystore</w:t>
+              <w:t>需要正式</w:t>
+            </w:r>
+            <w:r>
+              <w:rPr>
+                <w:rFonts w:eastAsia="Microsoft YaHei" w:hint="eastAsia"/>
+                <w:b/>
+                <w:color w:val="7A5A00"/>
+                <w:sz w:val="18"/>
+              </w:rPr>
+              <w:t xml:space="preserve"> keystore</w:t>
             </w:r>
           </w:p>
         </w:tc>
@@ -5743,7 +7082,35 @@
                 <w:rFonts w:eastAsia="Microsoft YaHei" w:hint="eastAsia"/>
                 <w:sz w:val="19"/>
               </w:rPr>
-              <w:t>已有 iOS 基础工程及面向未签名模拟器的 Codemagic 工作流。</w:t>
+              <w:t>已有</w:t>
+            </w:r>
+            <w:r>
+              <w:rPr>
+                <w:rFonts w:eastAsia="Microsoft YaHei" w:hint="eastAsia"/>
+                <w:sz w:val="19"/>
+              </w:rPr>
+              <w:t xml:space="preserve"> iOS </w:t>
+            </w:r>
+            <w:r>
+              <w:rPr>
+                <w:rFonts w:eastAsia="Microsoft YaHei" w:hint="eastAsia"/>
+                <w:sz w:val="19"/>
+              </w:rPr>
+              <w:t>基础工程及面向未签名模拟器的</w:t>
+            </w:r>
+            <w:r>
+              <w:rPr>
+                <w:rFonts w:eastAsia="Microsoft YaHei" w:hint="eastAsia"/>
+                <w:sz w:val="19"/>
+              </w:rPr>
+              <w:t xml:space="preserve"> Codemagic </w:t>
+            </w:r>
+            <w:r>
+              <w:rPr>
+                <w:rFonts w:eastAsia="Microsoft YaHei" w:hint="eastAsia"/>
+                <w:sz w:val="19"/>
+              </w:rPr>
+              <w:t>工作流。</w:t>
             </w:r>
           </w:p>
         </w:tc>
@@ -5765,7 +7132,16 @@
                 <w:color w:val="7A5A00"/>
                 <w:sz w:val="18"/>
               </w:rPr>
-              <w:t>尚未发布至 App Store</w:t>
+              <w:t>尚未发布至</w:t>
+            </w:r>
+            <w:r>
+              <w:rPr>
+                <w:rFonts w:eastAsia="Microsoft YaHei" w:hint="eastAsia"/>
+                <w:b/>
+                <w:color w:val="7A5A00"/>
+                <w:sz w:val="18"/>
+              </w:rPr>
+              <w:t xml:space="preserve"> App Store</w:t>
             </w:r>
           </w:p>
         </w:tc>
@@ -5789,7 +7165,15 @@
                 <w:b/>
                 <w:sz w:val="19"/>
               </w:rPr>
-              <w:t>Web 部署</w:t>
+              <w:t xml:space="preserve">Web </w:t>
+            </w:r>
+            <w:r>
+              <w:rPr>
+                <w:rFonts w:eastAsia="Microsoft YaHei" w:hint="eastAsia"/>
+                <w:b/>
+                <w:sz w:val="19"/>
+              </w:rPr>
+              <w:t>部署</w:t>
             </w:r>
           </w:p>
         </w:tc>
@@ -5807,7 +7191,14 @@
                 <w:rFonts w:eastAsia="Microsoft YaHei" w:hint="eastAsia"/>
                 <w:sz w:val="19"/>
               </w:rPr>
-              <w:t>Web 代码和构建产物已具备，但尚未确认最终公开域名。</w:t>
+              <w:t xml:space="preserve">Web </w:t>
+            </w:r>
+            <w:r>
+              <w:rPr>
+                <w:rFonts w:eastAsia="Microsoft YaHei" w:hint="eastAsia"/>
+                <w:sz w:val="19"/>
+              </w:rPr>
+              <w:t>代码和构建产物已具备，但尚未确认最终公开域名。</w:t>
             </w:r>
           </w:p>
         </w:tc>
@@ -5871,7 +7262,42 @@
                 <w:rFonts w:eastAsia="Microsoft YaHei" w:hint="eastAsia"/>
                 <w:sz w:val="19"/>
               </w:rPr>
-              <w:t>Web 与 APK 通过两条独立流程更新；若接口契约不变，修改后端通常无需重新构建 APK。</w:t>
+              <w:t xml:space="preserve">Web </w:t>
+            </w:r>
+            <w:r>
+              <w:rPr>
+                <w:rFonts w:eastAsia="Microsoft YaHei" w:hint="eastAsia"/>
+                <w:sz w:val="19"/>
+              </w:rPr>
+              <w:t>与</w:t>
+            </w:r>
+            <w:r>
+              <w:rPr>
+                <w:rFonts w:eastAsia="Microsoft YaHei" w:hint="eastAsia"/>
+                <w:sz w:val="19"/>
+              </w:rPr>
+              <w:t xml:space="preserve"> APK </w:t>
+            </w:r>
+            <w:r>
+              <w:rPr>
+                <w:rFonts w:eastAsia="Microsoft YaHei" w:hint="eastAsia"/>
+                <w:sz w:val="19"/>
+              </w:rPr>
+              <w:t>通过两条独立流程更新；若接口契约不变，修改后端通常无需重新构建</w:t>
+            </w:r>
+            <w:r>
+              <w:rPr>
+                <w:rFonts w:eastAsia="Microsoft YaHei" w:hint="eastAsia"/>
+                <w:sz w:val="19"/>
+              </w:rPr>
+              <w:t xml:space="preserve"> APK</w:t>
+            </w:r>
+            <w:r>
+              <w:rPr>
+                <w:rFonts w:eastAsia="Microsoft YaHei" w:hint="eastAsia"/>
+                <w:sz w:val="19"/>
+              </w:rPr>
+              <w:t>。</w:t>
             </w:r>
           </w:p>
         </w:tc>
@@ -5912,7 +7338,13 @@
         <w:rPr>
           <w:rFonts w:ascii="Calibri" w:eastAsia="Microsoft YaHei" w:hAnsi="Calibri" w:hint="eastAsia"/>
         </w:rPr>
-        <w:t>8. 测试与质量保证</w:t>
+        <w:t xml:space="preserve">8. </w:t>
+      </w:r>
+      <w:r>
+        <w:rPr>
+          <w:rFonts w:ascii="Calibri" w:eastAsia="Microsoft YaHei" w:hAnsi="Calibri" w:hint="eastAsia"/>
+        </w:rPr>
+        <w:t>测试与质量保证</w:t>
       </w:r>
     </w:p>
     <w:tbl>
@@ -6052,7 +7484,21 @@
                 <w:rFonts w:eastAsia="Microsoft YaHei" w:hint="eastAsia"/>
                 <w:sz w:val="19"/>
               </w:rPr>
-              <w:t>当前全部 158 项测试均已通过。</w:t>
+              <w:t>当前全部</w:t>
+            </w:r>
+            <w:r>
+              <w:rPr>
+                <w:rFonts w:eastAsia="Microsoft YaHei" w:hint="eastAsia"/>
+                <w:sz w:val="19"/>
+              </w:rPr>
+              <w:t xml:space="preserve"> 158 </w:t>
+            </w:r>
+            <w:r>
+              <w:rPr>
+                <w:rFonts w:eastAsia="Microsoft YaHei" w:hint="eastAsia"/>
+                <w:sz w:val="19"/>
+              </w:rPr>
+              <w:t>项测试均已通过。</w:t>
             </w:r>
           </w:p>
         </w:tc>
@@ -6179,7 +7625,63 @@
                 <w:rFonts w:eastAsia="Microsoft YaHei" w:hint="eastAsia"/>
                 <w:sz w:val="19"/>
               </w:rPr>
-              <w:t>包含 31 个 Dart 测试文件和 12 个 Golden 基准。</w:t>
+              <w:t>包含</w:t>
+            </w:r>
+            <w:r>
+              <w:rPr>
+                <w:rFonts w:eastAsia="Microsoft YaHei" w:hint="eastAsia"/>
+                <w:sz w:val="19"/>
+              </w:rPr>
+              <w:t xml:space="preserve"> 31 </w:t>
+            </w:r>
+            <w:r>
+              <w:rPr>
+                <w:rFonts w:eastAsia="Microsoft YaHei" w:hint="eastAsia"/>
+                <w:sz w:val="19"/>
+              </w:rPr>
+              <w:t>个</w:t>
+            </w:r>
+            <w:r>
+              <w:rPr>
+                <w:rFonts w:eastAsia="Microsoft YaHei" w:hint="eastAsia"/>
+                <w:sz w:val="19"/>
+              </w:rPr>
+              <w:t xml:space="preserve"> Dart </w:t>
+            </w:r>
+            <w:r>
+              <w:rPr>
+                <w:rFonts w:eastAsia="Microsoft YaHei" w:hint="eastAsia"/>
+                <w:sz w:val="19"/>
+              </w:rPr>
+              <w:t>测试文件和</w:t>
+            </w:r>
+            <w:r>
+              <w:rPr>
+                <w:rFonts w:eastAsia="Microsoft YaHei" w:hint="eastAsia"/>
+                <w:sz w:val="19"/>
+              </w:rPr>
+              <w:t xml:space="preserve"> 12 </w:t>
+            </w:r>
+            <w:r>
+              <w:rPr>
+                <w:rFonts w:eastAsia="Microsoft YaHei" w:hint="eastAsia"/>
+                <w:sz w:val="19"/>
+              </w:rPr>
+              <w:t>个</w:t>
+            </w:r>
+            <w:r>
+              <w:rPr>
+                <w:rFonts w:eastAsia="Microsoft YaHei" w:hint="eastAsia"/>
+                <w:sz w:val="19"/>
+              </w:rPr>
+              <w:t xml:space="preserve"> Golden </w:t>
+            </w:r>
+            <w:r>
+              <w:rPr>
+                <w:rFonts w:eastAsia="Microsoft YaHei" w:hint="eastAsia"/>
+                <w:sz w:val="19"/>
+              </w:rPr>
+              <w:t>基准。</w:t>
             </w:r>
           </w:p>
         </w:tc>
@@ -6243,7 +7745,35 @@
                 <w:rFonts w:eastAsia="Microsoft YaHei" w:hint="eastAsia"/>
                 <w:sz w:val="19"/>
               </w:rPr>
-              <w:t>覆盖 VAD、WAV、音频缓存、播放完成及转写选择。</w:t>
+              <w:t>覆盖</w:t>
+            </w:r>
+            <w:r>
+              <w:rPr>
+                <w:rFonts w:eastAsia="Microsoft YaHei" w:hint="eastAsia"/>
+                <w:sz w:val="19"/>
+              </w:rPr>
+              <w:t xml:space="preserve"> VAD</w:t>
+            </w:r>
+            <w:r>
+              <w:rPr>
+                <w:rFonts w:eastAsia="Microsoft YaHei" w:hint="eastAsia"/>
+                <w:sz w:val="19"/>
+              </w:rPr>
+              <w:t>、</w:t>
+            </w:r>
+            <w:r>
+              <w:rPr>
+                <w:rFonts w:eastAsia="Microsoft YaHei" w:hint="eastAsia"/>
+                <w:sz w:val="19"/>
+              </w:rPr>
+              <w:t>WAV</w:t>
+            </w:r>
+            <w:r>
+              <w:rPr>
+                <w:rFonts w:eastAsia="Microsoft YaHei" w:hint="eastAsia"/>
+                <w:sz w:val="19"/>
+              </w:rPr>
+              <w:t>、音频缓存、播放完成及转写选择。</w:t>
             </w:r>
           </w:p>
         </w:tc>
@@ -6307,7 +7837,35 @@
                 <w:rFonts w:eastAsia="Microsoft YaHei" w:hint="eastAsia"/>
                 <w:sz w:val="19"/>
               </w:rPr>
-              <w:t>覆盖初始化失败、延迟失败、Batch Chunks、Realtime 及回退路径。</w:t>
+              <w:t>覆盖初始化失败、延迟失败、</w:t>
+            </w:r>
+            <w:r>
+              <w:rPr>
+                <w:rFonts w:eastAsia="Microsoft YaHei" w:hint="eastAsia"/>
+                <w:sz w:val="19"/>
+              </w:rPr>
+              <w:t>Batch Chunks</w:t>
+            </w:r>
+            <w:r>
+              <w:rPr>
+                <w:rFonts w:eastAsia="Microsoft YaHei" w:hint="eastAsia"/>
+                <w:sz w:val="19"/>
+              </w:rPr>
+              <w:t>、</w:t>
+            </w:r>
+            <w:r>
+              <w:rPr>
+                <w:rFonts w:eastAsia="Microsoft YaHei" w:hint="eastAsia"/>
+                <w:sz w:val="19"/>
+              </w:rPr>
+              <w:t xml:space="preserve">Realtime </w:t>
+            </w:r>
+            <w:r>
+              <w:rPr>
+                <w:rFonts w:eastAsia="Microsoft YaHei" w:hint="eastAsia"/>
+                <w:sz w:val="19"/>
+              </w:rPr>
+              <w:t>及回退路径。</w:t>
             </w:r>
           </w:p>
         </w:tc>
@@ -6371,7 +7929,35 @@
                 <w:rFonts w:eastAsia="Microsoft YaHei" w:hint="eastAsia"/>
                 <w:sz w:val="19"/>
               </w:rPr>
-              <w:t>自动化覆盖 HFP 逻辑、BLE 协议、离线意图和重连。</w:t>
+              <w:t>自动化覆盖</w:t>
+            </w:r>
+            <w:r>
+              <w:rPr>
+                <w:rFonts w:eastAsia="Microsoft YaHei" w:hint="eastAsia"/>
+                <w:sz w:val="19"/>
+              </w:rPr>
+              <w:t xml:space="preserve"> HFP </w:t>
+            </w:r>
+            <w:r>
+              <w:rPr>
+                <w:rFonts w:eastAsia="Microsoft YaHei" w:hint="eastAsia"/>
+                <w:sz w:val="19"/>
+              </w:rPr>
+              <w:t>逻辑、</w:t>
+            </w:r>
+            <w:r>
+              <w:rPr>
+                <w:rFonts w:eastAsia="Microsoft YaHei" w:hint="eastAsia"/>
+                <w:sz w:val="19"/>
+              </w:rPr>
+              <w:t xml:space="preserve">BLE </w:t>
+            </w:r>
+            <w:r>
+              <w:rPr>
+                <w:rFonts w:eastAsia="Microsoft YaHei" w:hint="eastAsia"/>
+                <w:sz w:val="19"/>
+              </w:rPr>
+              <w:t>协议、离线意图和重连。</w:t>
             </w:r>
           </w:p>
         </w:tc>
@@ -6417,7 +8003,15 @@
                 <w:b/>
                 <w:sz w:val="19"/>
               </w:rPr>
-              <w:t>API 测试</w:t>
+              <w:t xml:space="preserve">API </w:t>
+            </w:r>
+            <w:r>
+              <w:rPr>
+                <w:rFonts w:eastAsia="Microsoft YaHei" w:hint="eastAsia"/>
+                <w:b/>
+                <w:sz w:val="19"/>
+              </w:rPr>
+              <w:t>测试</w:t>
             </w:r>
           </w:p>
         </w:tc>
@@ -6435,7 +8029,21 @@
                 <w:rFonts w:eastAsia="Microsoft YaHei" w:hint="eastAsia"/>
                 <w:sz w:val="19"/>
               </w:rPr>
-              <w:t>覆盖模型、repository、版本门控、设备身份和设备注册。</w:t>
+              <w:t>覆盖模型、</w:t>
+            </w:r>
+            <w:r>
+              <w:rPr>
+                <w:rFonts w:eastAsia="Microsoft YaHei" w:hint="eastAsia"/>
+                <w:sz w:val="19"/>
+              </w:rPr>
+              <w:t>repository</w:t>
+            </w:r>
+            <w:r>
+              <w:rPr>
+                <w:rFonts w:eastAsia="Microsoft YaHei" w:hint="eastAsia"/>
+                <w:sz w:val="19"/>
+              </w:rPr>
+              <w:t>、版本门控、设备身份和设备注册。</w:t>
             </w:r>
           </w:p>
         </w:tc>
@@ -6499,7 +8107,21 @@
                 <w:rFonts w:eastAsia="Microsoft YaHei" w:hint="eastAsia"/>
                 <w:sz w:val="19"/>
               </w:rPr>
-              <w:t>覆盖历史记录、设置、课程流程、媒体、进度、录音和卡拉 OK。</w:t>
+              <w:t>覆盖历史记录、设置、课程流程、媒体、进度、录音和卡拉</w:t>
+            </w:r>
+            <w:r>
+              <w:rPr>
+                <w:rFonts w:eastAsia="Microsoft YaHei" w:hint="eastAsia"/>
+                <w:sz w:val="19"/>
+              </w:rPr>
+              <w:t xml:space="preserve"> OK</w:t>
+            </w:r>
+            <w:r>
+              <w:rPr>
+                <w:rFonts w:eastAsia="Microsoft YaHei" w:hint="eastAsia"/>
+                <w:sz w:val="19"/>
+              </w:rPr>
+              <w:t>。</w:t>
             </w:r>
           </w:p>
         </w:tc>
@@ -6563,7 +8185,21 @@
                 <w:rFonts w:eastAsia="Microsoft YaHei" w:hint="eastAsia"/>
                 <w:sz w:val="19"/>
               </w:rPr>
-              <w:t>覆盖无障碍能力及多种尺寸下的 Golden Test。</w:t>
+              <w:t>覆盖无障碍能力及多种尺寸下的</w:t>
+            </w:r>
+            <w:r>
+              <w:rPr>
+                <w:rFonts w:eastAsia="Microsoft YaHei" w:hint="eastAsia"/>
+                <w:sz w:val="19"/>
+              </w:rPr>
+              <w:t xml:space="preserve"> Golden Test</w:t>
+            </w:r>
+            <w:r>
+              <w:rPr>
+                <w:rFonts w:eastAsia="Microsoft YaHei" w:hint="eastAsia"/>
+                <w:sz w:val="19"/>
+              </w:rPr>
+              <w:t>。</w:t>
             </w:r>
           </w:p>
         </w:tc>
@@ -6674,7 +8310,13 @@
           <w:rFonts w:ascii="Calibri" w:eastAsia="Microsoft YaHei" w:hAnsi="Calibri" w:hint="eastAsia"/>
         </w:rPr>
         <w:lastRenderedPageBreak/>
-        <w:t>9. 大规模发布前的剩余工作</w:t>
+        <w:t xml:space="preserve">9. </w:t>
+      </w:r>
+      <w:r>
+        <w:rPr>
+          <w:rFonts w:ascii="Calibri" w:eastAsia="Microsoft YaHei" w:hAnsi="Calibri" w:hint="eastAsia"/>
+        </w:rPr>
+        <w:t>大规模发布前的剩余工作</w:t>
       </w:r>
     </w:p>
     <w:tbl>
@@ -6742,7 +8384,25 @@
                 <w:color w:val="FFFFFF"/>
                 <w:sz w:val="20"/>
               </w:rPr>
-              <w:t>级别/说明</w:t>
+              <w:t>级别</w:t>
+            </w:r>
+            <w:r>
+              <w:rPr>
+                <w:rFonts w:eastAsia="Microsoft YaHei" w:hint="eastAsia"/>
+                <w:b/>
+                <w:color w:val="FFFFFF"/>
+                <w:sz w:val="20"/>
+              </w:rPr>
+              <w:t>/</w:t>
+            </w:r>
+            <w:r>
+              <w:rPr>
+                <w:rFonts w:eastAsia="Microsoft YaHei" w:hint="eastAsia"/>
+                <w:b/>
+                <w:color w:val="FFFFFF"/>
+                <w:sz w:val="20"/>
+              </w:rPr>
+              <w:t>说明</w:t>
             </w:r>
           </w:p>
         </w:tc>
@@ -6765,7 +8425,55 @@
                 <w:b/>
                 <w:sz w:val="19"/>
               </w:rPr>
-              <w:t>在多种手机、耳机及 INNOTRIK 硬件上测试 HFP 和 BLE。</w:t>
+              <w:t>在多种手机、耳机及</w:t>
+            </w:r>
+            <w:r>
+              <w:rPr>
+                <w:rFonts w:eastAsia="Microsoft YaHei" w:hint="eastAsia"/>
+                <w:b/>
+                <w:sz w:val="19"/>
+              </w:rPr>
+              <w:t xml:space="preserve"> INNOTRIK </w:t>
+            </w:r>
+            <w:r>
+              <w:rPr>
+                <w:rFonts w:eastAsia="Microsoft YaHei" w:hint="eastAsia"/>
+                <w:b/>
+                <w:sz w:val="19"/>
+              </w:rPr>
+              <w:t>硬件上测试</w:t>
+            </w:r>
+            <w:r>
+              <w:rPr>
+                <w:rFonts w:eastAsia="Microsoft YaHei" w:hint="eastAsia"/>
+                <w:b/>
+                <w:sz w:val="19"/>
+              </w:rPr>
+              <w:t xml:space="preserve"> HFP </w:t>
+            </w:r>
+            <w:r>
+              <w:rPr>
+                <w:rFonts w:eastAsia="Microsoft YaHei" w:hint="eastAsia"/>
+                <w:b/>
+                <w:sz w:val="19"/>
+              </w:rPr>
+              <w:t>和</w:t>
+            </w:r>
+            <w:r>
+              <w:rPr>
+                <w:rFonts w:eastAsia="Microsoft YaHei" w:hint="eastAsia"/>
+                <w:b/>
+                <w:sz w:val="19"/>
+              </w:rPr>
+              <w:t xml:space="preserve"> BLE</w:t>
+            </w:r>
+            <w:r>
+              <w:rPr>
+                <w:rFonts w:eastAsia="Microsoft YaHei" w:hint="eastAsia"/>
+                <w:b/>
+                <w:sz w:val="19"/>
+              </w:rPr>
+              <w:t>。</w:t>
             </w:r>
           </w:p>
         </w:tc>
@@ -6807,7 +8515,23 @@
                 <w:b/>
                 <w:sz w:val="19"/>
               </w:rPr>
-              <w:t>补齐全部 713 个句子的音频，以及仍缺少介绍音频或完整音乐的课程。</w:t>
+              <w:t>补齐全部</w:t>
+            </w:r>
+            <w:r>
+              <w:rPr>
+                <w:rFonts w:eastAsia="Microsoft YaHei" w:hint="eastAsia"/>
+                <w:b/>
+                <w:sz w:val="19"/>
+              </w:rPr>
+              <w:t xml:space="preserve"> 713 </w:t>
+            </w:r>
+            <w:r>
+              <w:rPr>
+                <w:rFonts w:eastAsia="Microsoft YaHei" w:hint="eastAsia"/>
+                <w:b/>
+                <w:sz w:val="19"/>
+              </w:rPr>
+              <w:t>个句子的音频，以及仍缺少介绍音频或完整音乐的课程。</w:t>
             </w:r>
           </w:p>
         </w:tc>
@@ -6849,7 +8573,23 @@
                 <w:b/>
                 <w:sz w:val="19"/>
               </w:rPr>
-              <w:t>创建并妥善保管正式 Android keystore。</w:t>
+              <w:t>创建并妥善保管正式</w:t>
+            </w:r>
+            <w:r>
+              <w:rPr>
+                <w:rFonts w:eastAsia="Microsoft YaHei" w:hint="eastAsia"/>
+                <w:b/>
+                <w:sz w:val="19"/>
+              </w:rPr>
+              <w:t xml:space="preserve"> Android keystore</w:t>
+            </w:r>
+            <w:r>
+              <w:rPr>
+                <w:rFonts w:eastAsia="Microsoft YaHei" w:hint="eastAsia"/>
+                <w:b/>
+                <w:sz w:val="19"/>
+              </w:rPr>
+              <w:t>。</w:t>
             </w:r>
           </w:p>
         </w:tc>
@@ -6933,7 +8673,23 @@
                 <w:b/>
                 <w:sz w:val="19"/>
               </w:rPr>
-              <w:t>验证 Safari/iPhone、弱网、锁屏及后台运行。</w:t>
+              <w:t>验证</w:t>
+            </w:r>
+            <w:r>
+              <w:rPr>
+                <w:rFonts w:eastAsia="Microsoft YaHei" w:hint="eastAsia"/>
+                <w:b/>
+                <w:sz w:val="19"/>
+              </w:rPr>
+              <w:t xml:space="preserve"> Safari/iPhone</w:t>
+            </w:r>
+            <w:r>
+              <w:rPr>
+                <w:rFonts w:eastAsia="Microsoft YaHei" w:hint="eastAsia"/>
+                <w:b/>
+                <w:sz w:val="19"/>
+              </w:rPr>
+              <w:t>、弱网、锁屏及后台运行。</w:t>
             </w:r>
           </w:p>
         </w:tc>
@@ -6975,7 +8731,39 @@
                 <w:b/>
                 <w:sz w:val="19"/>
               </w:rPr>
-              <w:t>决定是否开放 OpenAI Realtime，或继续以 Android Streaming 为主流程。</w:t>
+              <w:t>决定是否开放</w:t>
+            </w:r>
+            <w:r>
+              <w:rPr>
+                <w:rFonts w:eastAsia="Microsoft YaHei" w:hint="eastAsia"/>
+                <w:b/>
+                <w:sz w:val="19"/>
+              </w:rPr>
+              <w:t xml:space="preserve"> OpenAI Realtime</w:t>
+            </w:r>
+            <w:r>
+              <w:rPr>
+                <w:rFonts w:eastAsia="Microsoft YaHei" w:hint="eastAsia"/>
+                <w:b/>
+                <w:sz w:val="19"/>
+              </w:rPr>
+              <w:t>，或继续以</w:t>
+            </w:r>
+            <w:r>
+              <w:rPr>
+                <w:rFonts w:eastAsia="Microsoft YaHei" w:hint="eastAsia"/>
+                <w:b/>
+                <w:sz w:val="19"/>
+              </w:rPr>
+              <w:t xml:space="preserve"> Android Streaming </w:t>
+            </w:r>
+            <w:r>
+              <w:rPr>
+                <w:rFonts w:eastAsia="Microsoft YaHei" w:hint="eastAsia"/>
+                <w:b/>
+                <w:sz w:val="19"/>
+              </w:rPr>
+              <w:t>为主流程。</w:t>
             </w:r>
           </w:p>
         </w:tc>
@@ -7017,7 +8805,39 @@
                 <w:b/>
                 <w:sz w:val="19"/>
               </w:rPr>
-              <w:t>若继续采用新要求，将无语音超时从约 3 秒调整为 2 秒。</w:t>
+              <w:t>若继续采用新要求，将无语音超时从约</w:t>
+            </w:r>
+            <w:r>
+              <w:rPr>
+                <w:rFonts w:eastAsia="Microsoft YaHei" w:hint="eastAsia"/>
+                <w:b/>
+                <w:sz w:val="19"/>
+              </w:rPr>
+              <w:t xml:space="preserve"> 3 </w:t>
+            </w:r>
+            <w:r>
+              <w:rPr>
+                <w:rFonts w:eastAsia="Microsoft YaHei" w:hint="eastAsia"/>
+                <w:b/>
+                <w:sz w:val="19"/>
+              </w:rPr>
+              <w:t>秒调整为</w:t>
+            </w:r>
+            <w:r>
+              <w:rPr>
+                <w:rFonts w:eastAsia="Microsoft YaHei" w:hint="eastAsia"/>
+                <w:b/>
+                <w:sz w:val="19"/>
+              </w:rPr>
+              <w:t xml:space="preserve"> 2 </w:t>
+            </w:r>
+            <w:r>
+              <w:rPr>
+                <w:rFonts w:eastAsia="Microsoft YaHei" w:hint="eastAsia"/>
+                <w:b/>
+                <w:sz w:val="19"/>
+              </w:rPr>
+              <w:t>秒。</w:t>
             </w:r>
           </w:p>
         </w:tc>
@@ -7059,7 +8879,39 @@
                 <w:b/>
                 <w:sz w:val="19"/>
               </w:rPr>
-              <w:t>提交 Adaptive VAD、学习场景界面及新 Golden Test 的修改。</w:t>
+              <w:t>提交</w:t>
+            </w:r>
+            <w:r>
+              <w:rPr>
+                <w:rFonts w:eastAsia="Microsoft YaHei" w:hint="eastAsia"/>
+                <w:b/>
+                <w:sz w:val="19"/>
+              </w:rPr>
+              <w:t xml:space="preserve"> Adaptive VAD</w:t>
+            </w:r>
+            <w:r>
+              <w:rPr>
+                <w:rFonts w:eastAsia="Microsoft YaHei" w:hint="eastAsia"/>
+                <w:b/>
+                <w:sz w:val="19"/>
+              </w:rPr>
+              <w:t>、学习场景界面及新</w:t>
+            </w:r>
+            <w:r>
+              <w:rPr>
+                <w:rFonts w:eastAsia="Microsoft YaHei" w:hint="eastAsia"/>
+                <w:b/>
+                <w:sz w:val="19"/>
+              </w:rPr>
+              <w:t xml:space="preserve"> Golden Test </w:t>
+            </w:r>
+            <w:r>
+              <w:rPr>
+                <w:rFonts w:eastAsia="Microsoft YaHei" w:hint="eastAsia"/>
+                <w:b/>
+                <w:sz w:val="19"/>
+              </w:rPr>
+              <w:t>的修改。</w:t>
             </w:r>
           </w:p>
         </w:tc>
@@ -7101,7 +8953,23 @@
                 <w:b/>
                 <w:sz w:val="19"/>
               </w:rPr>
-              <w:t>确认 Flutter Web/PWA 的公开托管地址。</w:t>
+              <w:t>确认</w:t>
+            </w:r>
+            <w:r>
+              <w:rPr>
+                <w:rFonts w:eastAsia="Microsoft YaHei" w:hint="eastAsia"/>
+                <w:b/>
+                <w:sz w:val="19"/>
+              </w:rPr>
+              <w:t xml:space="preserve"> Flutter Web/PWA </w:t>
+            </w:r>
+            <w:r>
+              <w:rPr>
+                <w:rFonts w:eastAsia="Microsoft YaHei" w:hint="eastAsia"/>
+                <w:b/>
+                <w:sz w:val="19"/>
+              </w:rPr>
+              <w:t>的公开托管地址。</w:t>
             </w:r>
           </w:p>
         </w:tc>
@@ -7120,7 +8988,39 @@
                 <w:color w:val="7A5A00"/>
                 <w:sz w:val="19"/>
               </w:rPr>
-              <w:t>需要正式 URL 供 iOS 用户访问。</w:t>
+              <w:t>需要正式</w:t>
+            </w:r>
+            <w:r>
+              <w:rPr>
+                <w:rFonts w:eastAsia="Microsoft YaHei" w:hint="eastAsia"/>
+                <w:color w:val="7A5A00"/>
+                <w:sz w:val="19"/>
+              </w:rPr>
+              <w:t xml:space="preserve"> URL </w:t>
+            </w:r>
+            <w:r>
+              <w:rPr>
+                <w:rFonts w:eastAsia="Microsoft YaHei" w:hint="eastAsia"/>
+                <w:color w:val="7A5A00"/>
+                <w:sz w:val="19"/>
+              </w:rPr>
+              <w:t>供</w:t>
+            </w:r>
+            <w:r>
+              <w:rPr>
+                <w:rFonts w:eastAsia="Microsoft YaHei" w:hint="eastAsia"/>
+                <w:color w:val="7A5A00"/>
+                <w:sz w:val="19"/>
+              </w:rPr>
+              <w:t xml:space="preserve"> iOS </w:t>
+            </w:r>
+            <w:r>
+              <w:rPr>
+                <w:rFonts w:eastAsia="Microsoft YaHei" w:hint="eastAsia"/>
+                <w:color w:val="7A5A00"/>
+                <w:sz w:val="19"/>
+              </w:rPr>
+              <w:t>用户访问。</w:t>
             </w:r>
           </w:p>
         </w:tc>
@@ -7147,7 +9047,23 @@
                 <w:b/>
                 <w:sz w:val="19"/>
               </w:rPr>
-              <w:t xml:space="preserve">为 5,000 个句子建立规则</w:t>
+              <w:t>为</w:t>
+            </w:r>
+            <w:r>
+              <w:rPr>
+                <w:rFonts w:eastAsia="Microsoft YaHei" w:hint="eastAsia"/>
+                <w:b/>
+                <w:sz w:val="19"/>
+              </w:rPr>
+              <w:t xml:space="preserve"> 5,000 </w:t>
+            </w:r>
+            <w:r>
+              <w:rPr>
+                <w:rFonts w:eastAsia="Microsoft YaHei" w:hint="eastAsia"/>
+                <w:b/>
+                <w:sz w:val="19"/>
+              </w:rPr>
+              <w:t>个句子建立规则</w:t>
             </w:r>
           </w:p>
         </w:tc>
@@ -7171,463 +9087,6 @@
                 <w:sz w:val="19"/>
               </w:rPr>
               <w:t>需要进一步讨论并合理调整，以优化应用成本。</w:t>
-            </w:r>
-          </w:p>
-        </w:tc>
-      </w:tr>
-    </w:tbl>
-    <w:p>
-      <w:pPr>
-        <w:pStyle w:val="Heading1"/>
-      </w:pPr>
-      <w:r>
-        <w:rPr>
-          <w:rFonts w:ascii="Calibri" w:eastAsia="Microsoft YaHei" w:hAnsi="Calibri" w:hint="eastAsia"/>
-        </w:rPr>
-        <w:t>10. 结论</w:t>
-      </w:r>
-    </w:p>
-    <w:p>
-      <w:r>
-        <w:rPr>
-          <w:rFonts w:eastAsia="Microsoft YaHei" w:hint="eastAsia"/>
-        </w:rPr>
-        <w:t>AI Speaking 目前已具备用于实际测试的完整技术基础，包括双语交流流程、多种识别方式、音频播放与缓存、按年龄划分的课程、历史记录、Web/APK 更新、自动化测试及硬件集成。该系统已不再只是界面原型，而是具备较完整业务流程的产品。</w:t>
-      </w:r>
-    </w:p>
-    <w:p>
-      <w:r>
-        <w:rPr>
-          <w:rFonts w:eastAsia="Microsoft YaHei" w:hint="eastAsia"/>
-        </w:rPr>
-        <w:t>下一阶段应优先进行真机测试、完善音频资源库、确定正式版签名机制，并加强生产后端。完成这些工作后，项目即可从开发与集成阶段转入用户测试和发布准备阶段。</w:t>
-      </w:r>
-    </w:p>
-    <w:p>
-      <w:pPr>
-        <w:pStyle w:val="Heading1"/>
-        <w:pageBreakBefore/>
-      </w:pPr>
-      <w:r>
-        <w:rPr>
-          <w:rFonts w:ascii="Calibri" w:eastAsia="Microsoft YaHei" w:hAnsi="Calibri" w:hint="eastAsia"/>
-        </w:rPr>
-        <w:t>附录：主要组件</w:t>
-      </w:r>
-    </w:p>
-    <w:tbl>
-      <w:tblPr>
-        <w:tblStyle w:val="TableGrid"/>
-        <w:tblW w:w="9360" w:type="dxa"/>
-        <w:tblInd w:w="120" w:type="dxa"/>
-        <w:tblLayout w:type="fixed"/>
-        <w:tblLook w:val="04A0" w:firstRow="1" w:lastRow="0" w:firstColumn="1" w:lastColumn="0" w:noHBand="0" w:noVBand="1"/>
-      </w:tblPr>
-      <w:tblGrid>
-        <w:gridCol w:w="2160"/>
-        <w:gridCol w:w="5616"/>
-        <w:gridCol w:w="1584"/>
-      </w:tblGrid>
-      <w:tr>
-        <w:trPr>
-          <w:cantSplit/>
-          <w:tblHeader/>
-        </w:trPr>
-        <w:tc>
-          <w:tcPr>
-            <w:tcW w:w="2160" w:type="dxa"/>
-            <w:shd w:val="clear" w:color="auto" w:fill="173B57"/>
-            <w:tcMar>
-              <w:top w:w="80" w:type="dxa"/>
-              <w:left w:w="120" w:type="dxa"/>
-              <w:bottom w:w="80" w:type="dxa"/>
-              <w:right w:w="120" w:type="dxa"/>
-            </w:tcMar>
-            <w:vAlign w:val="center"/>
-          </w:tcPr>
-          <w:p>
-            <w:pPr>
-              <w:spacing w:after="0"/>
-            </w:pPr>
-            <w:r>
-              <w:rPr>
-                <w:rFonts w:eastAsia="Microsoft YaHei" w:hint="eastAsia"/>
-                <w:b/>
-                <w:color w:val="FFFFFF"/>
-                <w:sz w:val="20"/>
-              </w:rPr>
-              <w:t>项目项</w:t>
-            </w:r>
-          </w:p>
-        </w:tc>
-        <w:tc>
-          <w:tcPr>
-            <w:tcW w:w="5616" w:type="dxa"/>
-            <w:shd w:val="clear" w:color="auto" w:fill="173B57"/>
-            <w:tcMar>
-              <w:top w:w="80" w:type="dxa"/>
-              <w:left w:w="120" w:type="dxa"/>
-              <w:bottom w:w="80" w:type="dxa"/>
-              <w:right w:w="120" w:type="dxa"/>
-            </w:tcMar>
-            <w:vAlign w:val="center"/>
-          </w:tcPr>
-          <w:p>
-            <w:pPr>
-              <w:spacing w:after="0"/>
-            </w:pPr>
-            <w:r>
-              <w:rPr>
-                <w:rFonts w:eastAsia="Microsoft YaHei" w:hint="eastAsia"/>
-                <w:b/>
-                <w:color w:val="FFFFFF"/>
-                <w:sz w:val="20"/>
-              </w:rPr>
-              <w:t>已完成内容</w:t>
-            </w:r>
-          </w:p>
-        </w:tc>
-        <w:tc>
-          <w:tcPr>
-            <w:tcW w:w="1584" w:type="dxa"/>
-            <w:shd w:val="clear" w:color="auto" w:fill="173B57"/>
-            <w:tcMar>
-              <w:top w:w="80" w:type="dxa"/>
-              <w:left w:w="120" w:type="dxa"/>
-              <w:bottom w:w="80" w:type="dxa"/>
-              <w:right w:w="120" w:type="dxa"/>
-            </w:tcMar>
-            <w:vAlign w:val="center"/>
-          </w:tcPr>
-          <w:p>
-            <w:pPr>
-              <w:spacing w:after="0"/>
-              <w:jc w:val="center"/>
-            </w:pPr>
-            <w:r>
-              <w:rPr>
-                <w:rFonts w:eastAsia="Microsoft YaHei" w:hint="eastAsia"/>
-                <w:b/>
-                <w:color w:val="FFFFFF"/>
-                <w:sz w:val="20"/>
-              </w:rPr>
-              <w:t>状态</w:t>
-            </w:r>
-          </w:p>
-        </w:tc>
-      </w:tr>
-      <w:tr>
-        <w:trPr>
-          <w:cantSplit/>
-        </w:trPr>
-        <w:tc>
-          <w:tcPr>
-            <w:tcW w:w="2160" w:type="dxa"/>
-            <w:vAlign w:val="center"/>
-          </w:tcPr>
-          <w:p>
-            <w:pPr>
-              <w:spacing w:after="0" w:line="240" w:lineRule="auto"/>
-            </w:pPr>
-            <w:r>
-              <w:rPr>
-                <w:rFonts w:eastAsia="Microsoft YaHei" w:hint="eastAsia"/>
-                <w:b/>
-                <w:sz w:val="19"/>
-              </w:rPr>
-              <w:t>对话调度</w:t>
-            </w:r>
-          </w:p>
-        </w:tc>
-        <w:tc>
-          <w:tcPr>
-            <w:tcW w:w="5616" w:type="dxa"/>
-            <w:vAlign w:val="center"/>
-          </w:tcPr>
-          <w:p>
-            <w:pPr>
-              <w:spacing w:after="0" w:line="240" w:lineRule="auto"/>
-            </w:pPr>
-            <w:r>
-              <w:rPr>
-                <w:sz w:val="19"/>
-              </w:rPr>
-              <w:t>lib/features/conversation/presentation/conversation_controller.dart</w:t>
-            </w:r>
-          </w:p>
-        </w:tc>
-        <w:tc>
-          <w:tcPr>
-            <w:tcW w:w="1584" w:type="dxa"/>
-            <w:shd w:val="clear" w:color="auto" w:fill="F2F4F7"/>
-            <w:vAlign w:val="center"/>
-          </w:tcPr>
-          <w:p>
-            <w:pPr>
-              <w:spacing w:after="0" w:line="240" w:lineRule="auto"/>
-              <w:jc w:val="center"/>
-            </w:pPr>
-            <w:r>
-              <w:rPr>
-                <w:rFonts w:eastAsia="Microsoft YaHei" w:hint="eastAsia"/>
-                <w:b/>
-                <w:color w:val="5F6B7A"/>
-                <w:sz w:val="18"/>
-              </w:rPr>
-              <w:t>核心代码</w:t>
-            </w:r>
-          </w:p>
-        </w:tc>
-      </w:tr>
-      <w:tr>
-        <w:trPr>
-          <w:cantSplit/>
-        </w:trPr>
-        <w:tc>
-          <w:tcPr>
-            <w:tcW w:w="2160" w:type="dxa"/>
-            <w:vAlign w:val="center"/>
-          </w:tcPr>
-          <w:p>
-            <w:pPr>
-              <w:spacing w:after="0" w:line="240" w:lineRule="auto"/>
-            </w:pPr>
-            <w:r>
-              <w:rPr>
-                <w:rFonts w:eastAsia="Microsoft YaHei" w:hint="eastAsia"/>
-                <w:b/>
-                <w:sz w:val="19"/>
-              </w:rPr>
-              <w:t>自适应 VAD</w:t>
-            </w:r>
-          </w:p>
-        </w:tc>
-        <w:tc>
-          <w:tcPr>
-            <w:tcW w:w="5616" w:type="dxa"/>
-            <w:vAlign w:val="center"/>
-          </w:tcPr>
-          <w:p>
-            <w:pPr>
-              <w:spacing w:after="0" w:line="240" w:lineRule="auto"/>
-            </w:pPr>
-            <w:r>
-              <w:rPr>
-                <w:sz w:val="19"/>
-              </w:rPr>
-              <w:t>lib/core/audio/adaptive_voice_activity_detector.dart</w:t>
-            </w:r>
-          </w:p>
-        </w:tc>
-        <w:tc>
-          <w:tcPr>
-            <w:tcW w:w="1584" w:type="dxa"/>
-            <w:shd w:val="clear" w:color="auto" w:fill="F2F4F7"/>
-            <w:vAlign w:val="center"/>
-          </w:tcPr>
-          <w:p>
-            <w:pPr>
-              <w:spacing w:after="0" w:line="240" w:lineRule="auto"/>
-              <w:jc w:val="center"/>
-            </w:pPr>
-            <w:r>
-              <w:rPr>
-                <w:rFonts w:eastAsia="Microsoft YaHei" w:hint="eastAsia"/>
-                <w:b/>
-                <w:color w:val="5F6B7A"/>
-                <w:sz w:val="18"/>
-              </w:rPr>
-              <w:t>核心代码</w:t>
-            </w:r>
-          </w:p>
-        </w:tc>
-      </w:tr>
-      <w:tr>
-        <w:trPr>
-          <w:cantSplit/>
-        </w:trPr>
-        <w:tc>
-          <w:tcPr>
-            <w:tcW w:w="2160" w:type="dxa"/>
-            <w:vAlign w:val="center"/>
-          </w:tcPr>
-          <w:p>
-            <w:pPr>
-              <w:spacing w:after="0" w:line="240" w:lineRule="auto"/>
-            </w:pPr>
-            <w:r>
-              <w:rPr>
-                <w:rFonts w:eastAsia="Microsoft YaHei" w:hint="eastAsia"/>
-                <w:b/>
-                <w:sz w:val="19"/>
-              </w:rPr>
-              <w:t>课程内容</w:t>
-            </w:r>
-          </w:p>
-        </w:tc>
-        <w:tc>
-          <w:tcPr>
-            <w:tcW w:w="5616" w:type="dxa"/>
-            <w:vAlign w:val="center"/>
-          </w:tcPr>
-          <w:p>
-            <w:pPr>
-              <w:spacing w:after="0" w:line="240" w:lineRule="auto"/>
-            </w:pPr>
-            <w:r>
-              <w:rPr>
-                <w:sz w:val="19"/>
-              </w:rPr>
-              <w:t>assets/data/listening_lessons.json</w:t>
-            </w:r>
-          </w:p>
-        </w:tc>
-        <w:tc>
-          <w:tcPr>
-            <w:tcW w:w="1584" w:type="dxa"/>
-            <w:shd w:val="clear" w:color="auto" w:fill="F2F4F7"/>
-            <w:vAlign w:val="center"/>
-          </w:tcPr>
-          <w:p>
-            <w:pPr>
-              <w:spacing w:after="0" w:line="240" w:lineRule="auto"/>
-              <w:jc w:val="center"/>
-            </w:pPr>
-            <w:r>
-              <w:rPr>
-                <w:rFonts w:eastAsia="Microsoft YaHei" w:hint="eastAsia"/>
-                <w:b/>
-                <w:color w:val="5F6B7A"/>
-                <w:sz w:val="18"/>
-              </w:rPr>
-              <w:t>数据</w:t>
-            </w:r>
-          </w:p>
-        </w:tc>
-      </w:tr>
-      <w:tr>
-        <w:trPr>
-          <w:cantSplit/>
-        </w:trPr>
-        <w:tc>
-          <w:tcPr>
-            <w:tcW w:w="2160" w:type="dxa"/>
-            <w:vAlign w:val="center"/>
-          </w:tcPr>
-          <w:p>
-            <w:pPr>
-              <w:spacing w:after="0" w:line="240" w:lineRule="auto"/>
-            </w:pPr>
-            <w:r>
-              <w:rPr>
-                <w:rFonts w:eastAsia="Microsoft YaHei" w:hint="eastAsia"/>
-                <w:b/>
-                <w:sz w:val="19"/>
-              </w:rPr>
-              <w:t>版本/依赖</w:t>
-            </w:r>
-          </w:p>
-        </w:tc>
-        <w:tc>
-          <w:tcPr>
-            <w:tcW w:w="5616" w:type="dxa"/>
-            <w:vAlign w:val="center"/>
-          </w:tcPr>
-          <w:p>
-            <w:pPr>
-              <w:spacing w:after="0" w:line="240" w:lineRule="auto"/>
-            </w:pPr>
-            <w:r>
-              <w:rPr>
-                <w:sz w:val="19"/>
-              </w:rPr>
-              <w:t>pubspec.yaml</w:t>
-            </w:r>
-          </w:p>
-        </w:tc>
-        <w:tc>
-          <w:tcPr>
-            <w:tcW w:w="1584" w:type="dxa"/>
-            <w:shd w:val="clear" w:color="auto" w:fill="F2F4F7"/>
-            <w:vAlign w:val="center"/>
-          </w:tcPr>
-          <w:p>
-            <w:pPr>
-              <w:spacing w:after="0" w:line="240" w:lineRule="auto"/>
-              <w:jc w:val="center"/>
-            </w:pPr>
-            <w:r>
-              <w:rPr>
-                <w:rFonts w:eastAsia="Microsoft YaHei" w:hint="eastAsia"/>
-                <w:b/>
-                <w:color w:val="5F6B7A"/>
-                <w:sz w:val="18"/>
-              </w:rPr>
-              <w:t>配置</w:t>
-            </w:r>
-          </w:p>
-        </w:tc>
-      </w:tr>
-      <w:tr>
-        <w:trPr>
-          <w:cantSplit/>
-        </w:trPr>
-        <w:tc>
-          <w:tcPr>
-            <w:tcW w:w="2160" w:type="dxa"/>
-            <w:vAlign w:val="center"/>
-          </w:tcPr>
-          <w:p>
-            <w:pPr>
-              <w:spacing w:after="0" w:line="240" w:lineRule="auto"/>
-            </w:pPr>
-            <w:r>
-              <w:rPr>
-                <w:rFonts w:eastAsia="Microsoft YaHei" w:hint="eastAsia"/>
-                <w:b/>
-                <w:sz w:val="19"/>
-              </w:rPr>
-              <w:t>架构文档</w:t>
-            </w:r>
-          </w:p>
-        </w:tc>
-        <w:tc>
-          <w:tcPr>
-            <w:tcW w:w="5616" w:type="dxa"/>
-            <w:vAlign w:val="center"/>
-          </w:tcPr>
-          <w:p>
-            <w:pPr>
-              <w:spacing w:after="0" w:line="240" w:lineRule="auto"/>
-            </w:pPr>
-            <w:r>
-              <w:rPr>
-                <w:rFonts w:eastAsia="Microsoft YaHei" w:hint="eastAsia"/>
-                <w:sz w:val="19"/>
-              </w:rPr>
-              <w:t>docs/architecture.md 和 docs/api-contract.md</w:t>
-            </w:r>
-          </w:p>
-        </w:tc>
-        <w:tc>
-          <w:tcPr>
-            <w:tcW w:w="1584" w:type="dxa"/>
-            <w:shd w:val="clear" w:color="auto" w:fill="F2F4F7"/>
-            <w:vAlign w:val="center"/>
-          </w:tcPr>
-          <w:p>
-            <w:pPr>
-              <w:spacing w:after="0" w:line="240" w:lineRule="auto"/>
-              <w:jc w:val="center"/>
-            </w:pPr>
-            <w:r>
-              <w:rPr>
-                <w:rFonts w:eastAsia="Microsoft YaHei" w:hint="eastAsia"/>
-                <w:b/>
-                <w:color w:val="5F6B7A"/>
-                <w:sz w:val="18"/>
-              </w:rPr>
-              <w:t>文档</w:t>
             </w:r>
           </w:p>
         </w:tc>
@@ -7689,7 +9148,15 @@
         <w:color w:val="5F6B7A"/>
         <w:sz w:val="18"/>
       </w:rPr>
-      <w:t xml:space="preserve">第 </w:t>
+      <w:t>第</w:t>
+    </w:r>
+    <w:r>
+      <w:rPr>
+        <w:rFonts w:eastAsia="Microsoft YaHei" w:hint="eastAsia"/>
+        <w:color w:val="5F6B7A"/>
+        <w:sz w:val="18"/>
+      </w:rPr>
+      <w:t xml:space="preserve"> </w:t>
     </w:r>
     <w:r>
       <w:rPr>
@@ -7771,7 +9238,16 @@
         <w:color w:val="5F6B7A"/>
         <w:sz w:val="17"/>
       </w:rPr>
-      <w:t>AI SPEAKING | 项目进度报告</w:t>
+      <w:t xml:space="preserve">AI SPEAKING | </w:t>
+    </w:r>
+    <w:r>
+      <w:rPr>
+        <w:rFonts w:eastAsia="Microsoft YaHei" w:hint="eastAsia"/>
+        <w:b/>
+        <w:color w:val="5F6B7A"/>
+        <w:sz w:val="17"/>
+      </w:rPr>
+      <w:t>项目进度报告</w:t>
     </w:r>
   </w:p>
 </w:hdr>
